--- a/Отчёт№1_проект_Шмуратов.docx
+++ b/Отчёт№1_проект_Шмуратов.docx
@@ -1,6 +1,6 @@
 
 <file path=word/document.xml><?xml version="1.0" encoding="utf-8"?>
-<w:document xmlns:wpc="http://schemas.microsoft.com/office/word/2010/wordprocessingCanvas" xmlns:mc="http://schemas.openxmlformats.org/markup-compatibility/2006" xmlns:o="urn:schemas-microsoft-com:office:office" xmlns:r="http://schemas.openxmlformats.org/officeDocument/2006/relationships" xmlns:m="http://schemas.openxmlformats.org/officeDocument/2006/math" xmlns:v="urn:schemas-microsoft-com:vml" xmlns:wp14="http://schemas.microsoft.com/office/word/2010/wordprocessingDrawing" xmlns:wp="http://schemas.openxmlformats.org/drawingml/2006/wordprocessingDrawing" xmlns:w="http://schemas.openxmlformats.org/wordprocessingml/2006/main" xmlns:w14="http://schemas.microsoft.com/office/word/2010/wordml" xmlns:w10="urn:schemas-microsoft-com:office:word" xmlns:w15="http://schemas.microsoft.com/office/word/2012/wordml" xmlns:wpg="http://schemas.microsoft.com/office/word/2010/wordprocessingGroup" xmlns:wpi="http://schemas.microsoft.com/office/word/2010/wordprocessingInk" xmlns:wne="http://schemas.microsoft.com/office/word/2006/wordml" xmlns:wps="http://schemas.microsoft.com/office/word/2010/wordprocessingShape" xmlns:wpsCustomData="http://www.wps.cn/officeDocument/2013/wpsCustomData" mc:Ignorable="w14 w15 wp14">
+<w:document xmlns:wpc="http://schemas.microsoft.com/office/word/2010/wordprocessingCanvas" xmlns:cx="http://schemas.microsoft.com/office/drawing/2014/chartex" xmlns:cx1="http://schemas.microsoft.com/office/drawing/2015/9/8/chartex" xmlns:cx2="http://schemas.microsoft.com/office/drawing/2015/10/21/chartex" xmlns:cx3="http://schemas.microsoft.com/office/drawing/2016/5/9/chartex" xmlns:cx4="http://schemas.microsoft.com/office/drawing/2016/5/10/chartex" xmlns:cx5="http://schemas.microsoft.com/office/drawing/2016/5/11/chartex" xmlns:cx6="http://schemas.microsoft.com/office/drawing/2016/5/12/chartex" xmlns:cx7="http://schemas.microsoft.com/office/drawing/2016/5/13/chartex" xmlns:cx8="http://schemas.microsoft.com/office/drawing/2016/5/14/chartex" xmlns:mc="http://schemas.openxmlformats.org/markup-compatibility/2006" xmlns:aink="http://schemas.microsoft.com/office/drawing/2016/ink" xmlns:am3d="http://schemas.microsoft.com/office/drawing/2017/model3d" xmlns:o="urn:schemas-microsoft-com:office:office" xmlns:oel="http://schemas.microsoft.com/office/2019/extlst" xmlns:r="http://schemas.openxmlformats.org/officeDocument/2006/relationships" xmlns:m="http://schemas.openxmlformats.org/officeDocument/2006/math" xmlns:v="urn:schemas-microsoft-com:vml" xmlns:wp14="http://schemas.microsoft.com/office/word/2010/wordprocessingDrawing" xmlns:wp="http://schemas.openxmlformats.org/drawingml/2006/wordprocessingDrawing" xmlns:w10="urn:schemas-microsoft-com:office:word" xmlns:w="http://schemas.openxmlformats.org/wordprocessingml/2006/main" xmlns:w14="http://schemas.microsoft.com/office/word/2010/wordml" xmlns:w15="http://schemas.microsoft.com/office/word/2012/wordml" xmlns:w16cex="http://schemas.microsoft.com/office/word/2018/wordml/cex" xmlns:w16cid="http://schemas.microsoft.com/office/word/2016/wordml/cid" xmlns:w16="http://schemas.microsoft.com/office/word/2018/wordml" xmlns:w16sdtdh="http://schemas.microsoft.com/office/word/2020/wordml/sdtdatahash" xmlns:w16se="http://schemas.microsoft.com/office/word/2015/wordml/symex" xmlns:wpg="http://schemas.microsoft.com/office/word/2010/wordprocessingGroup" xmlns:wpi="http://schemas.microsoft.com/office/word/2010/wordprocessingInk" xmlns:wne="http://schemas.microsoft.com/office/word/2006/wordml" xmlns:wps="http://schemas.microsoft.com/office/word/2010/wordprocessingShape" mc:Ignorable="w14 w15 w16se w16cid w16 w16cex w16sdtdh wp14">
   <w:body>
     <w:p>
       <w:pPr>
@@ -9,21 +9,11 @@
         <w:jc w:val="center"/>
         <w:rPr>
           <w:color w:val="000000" w:themeColor="text1"/>
-          <w14:textFill>
-            <w14:solidFill>
-              <w14:schemeClr w14:val="tx1"/>
-            </w14:solidFill>
-          </w14:textFill>
         </w:rPr>
       </w:pPr>
       <w:r>
         <w:rPr>
           <w:color w:val="000000" w:themeColor="text1"/>
-          <w14:textFill>
-            <w14:solidFill>
-              <w14:schemeClr w14:val="tx1"/>
-            </w14:solidFill>
-          </w14:textFill>
         </w:rPr>
         <w:t>МИНИСТЕРСТВО НАУКИ И ВЫСШЕГО ОБРАЗОВАНИЯ РОССИЙСКОЙ ФЕДЕРАЦИИ</w:t>
       </w:r>
@@ -35,167 +25,107 @@
         <w:jc w:val="center"/>
         <w:rPr>
           <w:color w:val="000000" w:themeColor="text1"/>
-          <w14:textFill>
-            <w14:solidFill>
-              <w14:schemeClr w14:val="tx1"/>
-            </w14:solidFill>
-          </w14:textFill>
         </w:rPr>
       </w:pPr>
       <w:r>
         <w:rPr>
           <w:color w:val="000000" w:themeColor="text1"/>
-          <w14:textFill>
-            <w14:solidFill>
-              <w14:schemeClr w14:val="tx1"/>
-            </w14:solidFill>
-          </w14:textFill>
         </w:rPr>
         <w:t>ФГАОУ ВО «СЕВАСТОПОЛЬСКИЙ ГОСУДАРСТВЕННЫЙ УНИВЕРСИТЕТ»</w:t>
       </w:r>
     </w:p>
     <w:p>
       <w:pPr>
-        <w:pStyle w:val="9"/>
+        <w:pStyle w:val="aa"/>
         <w:spacing w:line="360" w:lineRule="auto"/>
         <w:rPr>
           <w:color w:val="000000" w:themeColor="text1"/>
           <w:lang w:val="ru-RU"/>
-          <w14:textFill>
-            <w14:solidFill>
-              <w14:schemeClr w14:val="tx1"/>
-            </w14:solidFill>
-          </w14:textFill>
-        </w:rPr>
-      </w:pPr>
-    </w:p>
-    <w:p>
-      <w:pPr>
-        <w:pStyle w:val="9"/>
+        </w:rPr>
+      </w:pPr>
+    </w:p>
+    <w:p>
+      <w:pPr>
+        <w:pStyle w:val="aa"/>
         <w:spacing w:line="360" w:lineRule="auto"/>
         <w:rPr>
           <w:color w:val="000000" w:themeColor="text1"/>
           <w:lang w:val="ru-RU"/>
-          <w14:textFill>
-            <w14:solidFill>
-              <w14:schemeClr w14:val="tx1"/>
-            </w14:solidFill>
-          </w14:textFill>
-        </w:rPr>
-      </w:pPr>
-    </w:p>
-    <w:p>
-      <w:pPr>
-        <w:pStyle w:val="9"/>
+        </w:rPr>
+      </w:pPr>
+    </w:p>
+    <w:p>
+      <w:pPr>
+        <w:pStyle w:val="aa"/>
         <w:spacing w:line="360" w:lineRule="auto"/>
         <w:ind w:left="4820"/>
         <w:rPr>
           <w:color w:val="000000" w:themeColor="text1"/>
           <w:lang w:val="ru-RU"/>
-          <w14:textFill>
-            <w14:solidFill>
-              <w14:schemeClr w14:val="tx1"/>
-            </w14:solidFill>
-          </w14:textFill>
         </w:rPr>
       </w:pPr>
       <w:r>
         <w:rPr>
           <w:color w:val="000000" w:themeColor="text1"/>
           <w:lang w:val="ru-RU"/>
-          <w14:textFill>
-            <w14:solidFill>
-              <w14:schemeClr w14:val="tx1"/>
-            </w14:solidFill>
-          </w14:textFill>
         </w:rPr>
         <w:t>Институт информационных технологий</w:t>
       </w:r>
     </w:p>
     <w:p>
       <w:pPr>
-        <w:pStyle w:val="9"/>
+        <w:pStyle w:val="aa"/>
         <w:spacing w:line="360" w:lineRule="auto"/>
         <w:rPr>
           <w:color w:val="000000" w:themeColor="text1"/>
           <w:lang w:val="ru-RU"/>
-          <w14:textFill>
-            <w14:solidFill>
-              <w14:schemeClr w14:val="tx1"/>
-            </w14:solidFill>
-          </w14:textFill>
-        </w:rPr>
-      </w:pPr>
-    </w:p>
-    <w:p>
-      <w:pPr>
-        <w:pStyle w:val="9"/>
+        </w:rPr>
+      </w:pPr>
+    </w:p>
+    <w:p>
+      <w:pPr>
+        <w:pStyle w:val="aa"/>
         <w:spacing w:line="360" w:lineRule="auto"/>
         <w:rPr>
           <w:color w:val="000000" w:themeColor="text1"/>
           <w:lang w:val="ru-RU"/>
-          <w14:textFill>
-            <w14:solidFill>
-              <w14:schemeClr w14:val="tx1"/>
-            </w14:solidFill>
-          </w14:textFill>
-        </w:rPr>
-      </w:pPr>
-    </w:p>
-    <w:p>
-      <w:pPr>
-        <w:pStyle w:val="9"/>
+        </w:rPr>
+      </w:pPr>
+    </w:p>
+    <w:p>
+      <w:pPr>
+        <w:pStyle w:val="aa"/>
         <w:spacing w:line="360" w:lineRule="auto"/>
         <w:ind w:left="1769" w:right="1779"/>
         <w:jc w:val="center"/>
         <w:rPr>
           <w:color w:val="000000" w:themeColor="text1"/>
           <w:lang w:val="ru-RU"/>
-          <w14:textFill>
-            <w14:solidFill>
-              <w14:schemeClr w14:val="tx1"/>
-            </w14:solidFill>
-          </w14:textFill>
         </w:rPr>
       </w:pPr>
       <w:r>
         <w:rPr>
           <w:color w:val="000000" w:themeColor="text1"/>
           <w:lang w:val="ru-RU"/>
-          <w14:textFill>
-            <w14:solidFill>
-              <w14:schemeClr w14:val="tx1"/>
-            </w14:solidFill>
-          </w14:textFill>
         </w:rPr>
         <w:t>ОТЧЕТ</w:t>
       </w:r>
     </w:p>
     <w:p>
       <w:pPr>
-        <w:pStyle w:val="9"/>
+        <w:pStyle w:val="aa"/>
         <w:spacing w:line="360" w:lineRule="auto"/>
         <w:ind w:left="1769" w:right="1775"/>
         <w:jc w:val="center"/>
         <w:rPr>
           <w:color w:val="000000" w:themeColor="text1"/>
           <w:lang w:val="ru-RU"/>
-          <w14:textFill>
-            <w14:solidFill>
-              <w14:schemeClr w14:val="tx1"/>
-            </w14:solidFill>
-          </w14:textFill>
         </w:rPr>
       </w:pPr>
       <w:r>
         <w:rPr>
           <w:color w:val="000000" w:themeColor="text1"/>
           <w:lang w:val="ru-RU"/>
-          <w14:textFill>
-            <w14:solidFill>
-              <w14:schemeClr w14:val="tx1"/>
-            </w14:solidFill>
-          </w14:textFill>
         </w:rPr>
         <w:t xml:space="preserve">о выполнении проектной работы № 1 </w:t>
       </w:r>
@@ -203,229 +133,197 @@
         <w:rPr>
           <w:color w:val="000000" w:themeColor="text1"/>
           <w:lang w:val="ru-RU"/>
-          <w14:textFill>
-            <w14:solidFill>
-              <w14:schemeClr w14:val="tx1"/>
-            </w14:solidFill>
-          </w14:textFill>
-        </w:rPr>
-        <w:br w:type="textWrapping"/>
-      </w:r>
-      <w:r>
+        </w:rPr>
+        <w:br/>
+        <w:t xml:space="preserve">Тема проекта: «Система автоматического распознавания текста на удостоверениях о повышении квалификации» </w:t>
+      </w:r>
+    </w:p>
+    <w:p>
+      <w:pPr>
+        <w:pStyle w:val="aa"/>
+        <w:spacing w:line="360" w:lineRule="auto"/>
         <w:rPr>
           <w:color w:val="000000" w:themeColor="text1"/>
           <w:lang w:val="ru-RU"/>
-          <w14:textFill>
-            <w14:solidFill>
-              <w14:schemeClr w14:val="tx1"/>
-            </w14:solidFill>
-          </w14:textFill>
-        </w:rPr>
-        <w:t xml:space="preserve">Тема проекта: «Система автоматического распознавания текста на удостоверениях о повышении квалификации» </w:t>
-      </w:r>
-    </w:p>
-    <w:p>
-      <w:pPr>
-        <w:pStyle w:val="9"/>
-        <w:spacing w:line="360" w:lineRule="auto"/>
+        </w:rPr>
+      </w:pPr>
+    </w:p>
+    <w:p>
+      <w:pPr>
+        <w:pStyle w:val="aa"/>
+        <w:spacing w:line="360" w:lineRule="auto"/>
+        <w:ind w:left="4395"/>
         <w:rPr>
           <w:color w:val="000000" w:themeColor="text1"/>
           <w:lang w:val="ru-RU"/>
-          <w14:textFill>
-            <w14:solidFill>
-              <w14:schemeClr w14:val="tx1"/>
-            </w14:solidFill>
-          </w14:textFill>
-        </w:rPr>
-      </w:pPr>
-    </w:p>
-    <w:p>
-      <w:pPr>
-        <w:pStyle w:val="9"/>
+        </w:rPr>
+      </w:pPr>
+      <w:r>
+        <w:rPr>
+          <w:color w:val="000000" w:themeColor="text1"/>
+          <w:lang w:val="ru-RU"/>
+        </w:rPr>
+        <w:t>Выполнил:</w:t>
+      </w:r>
+    </w:p>
+    <w:p>
+      <w:pPr>
+        <w:pStyle w:val="aa"/>
         <w:spacing w:line="360" w:lineRule="auto"/>
         <w:ind w:left="4395"/>
         <w:rPr>
           <w:color w:val="000000" w:themeColor="text1"/>
           <w:lang w:val="ru-RU"/>
-          <w14:textFill>
-            <w14:solidFill>
-              <w14:schemeClr w14:val="tx1"/>
-            </w14:solidFill>
-          </w14:textFill>
-        </w:rPr>
-      </w:pPr>
+        </w:rPr>
+      </w:pPr>
+      <w:proofErr w:type="spellStart"/>
       <w:r>
         <w:rPr>
           <w:color w:val="000000" w:themeColor="text1"/>
           <w:lang w:val="ru-RU"/>
-          <w14:textFill>
-            <w14:solidFill>
-              <w14:schemeClr w14:val="tx1"/>
-            </w14:solidFill>
-          </w14:textFill>
-        </w:rPr>
-        <w:t>Выполнил:</w:t>
-      </w:r>
-    </w:p>
-    <w:p>
-      <w:pPr>
-        <w:pStyle w:val="9"/>
+        </w:rPr>
+        <w:t>ст.гр</w:t>
+      </w:r>
+      <w:proofErr w:type="spellEnd"/>
+      <w:r>
+        <w:rPr>
+          <w:color w:val="000000" w:themeColor="text1"/>
+          <w:lang w:val="ru-RU"/>
+        </w:rPr>
+        <w:t>. ИИ/б-</w:t>
+      </w:r>
+      <w:proofErr w:type="gramStart"/>
+      <w:r>
+        <w:rPr>
+          <w:color w:val="000000" w:themeColor="text1"/>
+          <w:lang w:val="ru-RU"/>
+        </w:rPr>
+        <w:t>25-2</w:t>
+      </w:r>
+      <w:proofErr w:type="gramEnd"/>
+      <w:r>
+        <w:rPr>
+          <w:color w:val="000000" w:themeColor="text1"/>
+          <w:lang w:val="ru-RU"/>
+        </w:rPr>
+        <w:t>-о</w:t>
+      </w:r>
+    </w:p>
+    <w:p>
+      <w:pPr>
+        <w:pStyle w:val="aa"/>
         <w:spacing w:line="360" w:lineRule="auto"/>
         <w:ind w:left="4395"/>
         <w:rPr>
           <w:color w:val="000000" w:themeColor="text1"/>
           <w:lang w:val="ru-RU"/>
-          <w14:textFill>
-            <w14:solidFill>
-              <w14:schemeClr w14:val="tx1"/>
-            </w14:solidFill>
-          </w14:textFill>
-        </w:rPr>
-      </w:pPr>
+        </w:rPr>
+      </w:pPr>
+      <w:proofErr w:type="spellStart"/>
       <w:r>
         <w:rPr>
           <w:color w:val="000000" w:themeColor="text1"/>
           <w:lang w:val="ru-RU"/>
-          <w14:textFill>
-            <w14:solidFill>
-              <w14:schemeClr w14:val="tx1"/>
-            </w14:solidFill>
-          </w14:textFill>
-        </w:rPr>
-        <w:t>ст.гр. ИИ/б-25-2-о</w:t>
-      </w:r>
-    </w:p>
-    <w:p>
-      <w:pPr>
-        <w:pStyle w:val="9"/>
+        </w:rPr>
+        <w:t>Шмуратов</w:t>
+      </w:r>
+      <w:proofErr w:type="spellEnd"/>
+      <w:r>
+        <w:rPr>
+          <w:color w:val="000000" w:themeColor="text1"/>
+          <w:lang w:val="ru-RU"/>
+        </w:rPr>
+        <w:t xml:space="preserve"> Д.А.</w:t>
+      </w:r>
+    </w:p>
+    <w:p>
+      <w:pPr>
+        <w:pStyle w:val="aa"/>
         <w:spacing w:line="360" w:lineRule="auto"/>
         <w:ind w:left="4395"/>
         <w:rPr>
           <w:color w:val="000000" w:themeColor="text1"/>
           <w:lang w:val="ru-RU"/>
-          <w14:textFill>
-            <w14:solidFill>
-              <w14:schemeClr w14:val="tx1"/>
-            </w14:solidFill>
-          </w14:textFill>
         </w:rPr>
       </w:pPr>
       <w:r>
         <w:rPr>
           <w:color w:val="000000" w:themeColor="text1"/>
           <w:lang w:val="ru-RU"/>
-          <w14:textFill>
-            <w14:solidFill>
-              <w14:schemeClr w14:val="tx1"/>
-            </w14:solidFill>
-          </w14:textFill>
-        </w:rPr>
-        <w:t>Шамрай Н.С.</w:t>
-      </w:r>
-    </w:p>
-    <w:p>
-      <w:pPr>
-        <w:pStyle w:val="9"/>
+        </w:rPr>
+        <w:t>Проверил:</w:t>
+      </w:r>
+    </w:p>
+    <w:p>
+      <w:pPr>
+        <w:pStyle w:val="aa"/>
         <w:spacing w:line="360" w:lineRule="auto"/>
         <w:ind w:left="4395"/>
         <w:rPr>
           <w:color w:val="000000" w:themeColor="text1"/>
           <w:lang w:val="ru-RU"/>
-          <w14:textFill>
-            <w14:solidFill>
-              <w14:schemeClr w14:val="tx1"/>
-            </w14:solidFill>
-          </w14:textFill>
         </w:rPr>
       </w:pPr>
       <w:r>
         <w:rPr>
           <w:color w:val="000000" w:themeColor="text1"/>
           <w:lang w:val="ru-RU"/>
-          <w14:textFill>
-            <w14:solidFill>
-              <w14:schemeClr w14:val="tx1"/>
-            </w14:solidFill>
-          </w14:textFill>
-        </w:rPr>
-        <w:t>Проверил:</w:t>
-      </w:r>
-    </w:p>
-    <w:p>
-      <w:pPr>
-        <w:pStyle w:val="9"/>
+        </w:rPr>
+        <w:t>доцент базовой кафедры КИС</w:t>
+      </w:r>
+    </w:p>
+    <w:p>
+      <w:pPr>
+        <w:pStyle w:val="aa"/>
         <w:spacing w:line="360" w:lineRule="auto"/>
         <w:ind w:left="4395"/>
         <w:rPr>
           <w:color w:val="000000" w:themeColor="text1"/>
           <w:lang w:val="ru-RU"/>
-          <w14:textFill>
-            <w14:solidFill>
-              <w14:schemeClr w14:val="tx1"/>
-            </w14:solidFill>
-          </w14:textFill>
-        </w:rPr>
-      </w:pPr>
+        </w:rPr>
+      </w:pPr>
+      <w:proofErr w:type="spellStart"/>
       <w:r>
         <w:rPr>
           <w:color w:val="000000" w:themeColor="text1"/>
           <w:lang w:val="ru-RU"/>
-          <w14:textFill>
-            <w14:solidFill>
-              <w14:schemeClr w14:val="tx1"/>
-            </w14:solidFill>
-          </w14:textFill>
-        </w:rPr>
-        <w:t>доцент базовой кафедры КИС</w:t>
-      </w:r>
-    </w:p>
-    <w:p>
-      <w:pPr>
-        <w:pStyle w:val="9"/>
+        </w:rPr>
+        <w:t>Ченгарь</w:t>
+      </w:r>
+      <w:proofErr w:type="spellEnd"/>
+      <w:r>
+        <w:rPr>
+          <w:color w:val="000000" w:themeColor="text1"/>
+          <w:lang w:val="ru-RU"/>
+        </w:rPr>
+        <w:t xml:space="preserve"> О.В.</w:t>
+      </w:r>
+    </w:p>
+    <w:p>
+      <w:pPr>
+        <w:pStyle w:val="aa"/>
         <w:spacing w:line="360" w:lineRule="auto"/>
         <w:ind w:left="4395"/>
         <w:rPr>
           <w:color w:val="000000" w:themeColor="text1"/>
           <w:lang w:val="ru-RU"/>
-          <w14:textFill>
-            <w14:solidFill>
-              <w14:schemeClr w14:val="tx1"/>
-            </w14:solidFill>
-          </w14:textFill>
-        </w:rPr>
-      </w:pPr>
-      <w:r>
-        <w:rPr>
-          <w:color w:val="000000" w:themeColor="text1"/>
-          <w:lang w:val="ru-RU"/>
-          <w14:textFill>
-            <w14:solidFill>
-              <w14:schemeClr w14:val="tx1"/>
-            </w14:solidFill>
-          </w14:textFill>
-        </w:rPr>
-        <w:t>Ченгарь О.В.</w:t>
-      </w:r>
-    </w:p>
-    <w:p>
-      <w:pPr>
-        <w:pStyle w:val="9"/>
+        </w:rPr>
+      </w:pPr>
+    </w:p>
+    <w:p>
+      <w:pPr>
+        <w:pStyle w:val="aa"/>
         <w:spacing w:line="360" w:lineRule="auto"/>
         <w:ind w:left="4395"/>
         <w:rPr>
-          <w:color w:val="000000" w:themeColor="text1"/>
-          <w:lang w:val="ru-RU"/>
-          <w14:textFill>
-            <w14:solidFill>
-              <w14:schemeClr w14:val="tx1"/>
-            </w14:solidFill>
-          </w14:textFill>
-        </w:rPr>
-      </w:pPr>
-    </w:p>
-    <w:p>
-      <w:pPr>
-        <w:pStyle w:val="9"/>
+          <w:color w:val="FF0000"/>
+          <w:lang w:val="ru-RU"/>
+        </w:rPr>
+      </w:pPr>
+    </w:p>
+    <w:p>
+      <w:pPr>
+        <w:pStyle w:val="aa"/>
         <w:spacing w:line="360" w:lineRule="auto"/>
         <w:ind w:left="4395"/>
         <w:rPr>
@@ -436,7 +334,7 @@
     </w:p>
     <w:p>
       <w:pPr>
-        <w:pStyle w:val="9"/>
+        <w:pStyle w:val="aa"/>
         <w:spacing w:line="360" w:lineRule="auto"/>
         <w:ind w:left="4395"/>
         <w:rPr>
@@ -447,7 +345,7 @@
     </w:p>
     <w:p>
       <w:pPr>
-        <w:pStyle w:val="9"/>
+        <w:pStyle w:val="aa"/>
         <w:spacing w:line="360" w:lineRule="auto"/>
         <w:ind w:left="4395"/>
         <w:rPr>
@@ -458,7 +356,7 @@
     </w:p>
     <w:p>
       <w:pPr>
-        <w:pStyle w:val="9"/>
+        <w:pStyle w:val="aa"/>
         <w:spacing w:line="360" w:lineRule="auto"/>
         <w:ind w:left="4395"/>
         <w:rPr>
@@ -469,7 +367,7 @@
     </w:p>
     <w:p>
       <w:pPr>
-        <w:pStyle w:val="9"/>
+        <w:pStyle w:val="aa"/>
         <w:spacing w:line="360" w:lineRule="auto"/>
         <w:ind w:left="4395"/>
         <w:rPr>
@@ -480,7 +378,7 @@
     </w:p>
     <w:p>
       <w:pPr>
-        <w:pStyle w:val="9"/>
+        <w:pStyle w:val="aa"/>
         <w:spacing w:line="360" w:lineRule="auto"/>
         <w:ind w:left="4395"/>
         <w:rPr>
@@ -491,7 +389,7 @@
     </w:p>
     <w:p>
       <w:pPr>
-        <w:pStyle w:val="9"/>
+        <w:pStyle w:val="aa"/>
         <w:spacing w:line="360" w:lineRule="auto"/>
         <w:ind w:left="4395"/>
         <w:rPr>
@@ -502,18 +400,7 @@
     </w:p>
     <w:p>
       <w:pPr>
-        <w:pStyle w:val="9"/>
-        <w:spacing w:line="360" w:lineRule="auto"/>
-        <w:ind w:left="4395"/>
-        <w:rPr>
-          <w:color w:val="FF0000"/>
-          <w:lang w:val="ru-RU"/>
-        </w:rPr>
-      </w:pPr>
-    </w:p>
-    <w:p>
-      <w:pPr>
-        <w:pStyle w:val="9"/>
+        <w:pStyle w:val="aa"/>
         <w:spacing w:before="10" w:line="360" w:lineRule="auto"/>
         <w:rPr>
           <w:lang w:val="ru-RU"/>
@@ -547,7 +434,7 @@
     </w:p>
     <w:p>
       <w:pPr>
-        <w:pStyle w:val="13"/>
+        <w:pStyle w:val="af"/>
         <w:numPr>
           <w:ilvl w:val="0"/>
           <w:numId w:val="1"/>
@@ -565,7 +452,26 @@
           <w:bCs/>
           <w:sz w:val="28"/>
         </w:rPr>
-        <w:t xml:space="preserve">О проекте </w:t>
+        <w:lastRenderedPageBreak/>
+        <w:t xml:space="preserve">О </w:t>
+      </w:r>
+      <w:proofErr w:type="spellStart"/>
+      <w:r>
+        <w:rPr>
+          <w:b/>
+          <w:bCs/>
+          <w:sz w:val="28"/>
+        </w:rPr>
+        <w:t>проекте</w:t>
+      </w:r>
+      <w:proofErr w:type="spellEnd"/>
+      <w:r>
+        <w:rPr>
+          <w:b/>
+          <w:bCs/>
+          <w:sz w:val="28"/>
+        </w:rPr>
+        <w:t xml:space="preserve"> </w:t>
       </w:r>
     </w:p>
     <w:p>
@@ -581,7 +487,21 @@
         <w:rPr>
           <w:sz w:val="28"/>
         </w:rPr>
-        <w:t>Проект представляет собой разработку системы автоматического распознавания текста с документов о повышении квалификации. Основная задача системы - принимать на вход фотографию документа и возвращать структурированные данные: ФИО, уникальный код удостоверения, регистрационный номер, название программы повышения квалификации, организация-выдавец, город, дата выдачи, дата начала и окончания обучения, объём обучения в часах, тип документа (повышение квалификации или переподготовка)</w:t>
+        <w:t>Проект представляет собой разработку системы автоматического распознавания текста с документов о повышении квалификации. Основная задача системы - принимать на вход фотографию документа и возвращать структурированные данные: ФИО, уникальный код удостоверения, регистрационный номер, название программы повышения квалификации, организация-</w:t>
+      </w:r>
+      <w:proofErr w:type="spellStart"/>
+      <w:r>
+        <w:rPr>
+          <w:sz w:val="28"/>
+        </w:rPr>
+        <w:t>выдавец</w:t>
+      </w:r>
+      <w:proofErr w:type="spellEnd"/>
+      <w:r>
+        <w:rPr>
+          <w:sz w:val="28"/>
+        </w:rPr>
+        <w:t>, город, дата выдачи, дата начала и окончания обучения, объём обучения в часах, тип документа (повышение квалификации или переподготовка)</w:t>
       </w:r>
     </w:p>
     <w:p>
@@ -596,7 +516,7 @@
     </w:p>
     <w:p>
       <w:pPr>
-        <w:pStyle w:val="13"/>
+        <w:pStyle w:val="af"/>
         <w:numPr>
           <w:ilvl w:val="0"/>
           <w:numId w:val="1"/>
@@ -616,27 +536,47 @@
         </w:rPr>
         <w:t xml:space="preserve"> </w:t>
       </w:r>
-      <w:r>
-        <w:rPr>
-          <w:b/>
-          <w:bCs/>
-          <w:sz w:val="28"/>
-        </w:rPr>
-        <w:t>Командная работа</w:t>
-      </w:r>
-    </w:p>
-    <w:p>
-      <w:pPr>
-        <w:rPr>
-          <w:b/>
-          <w:bCs/>
-          <w:sz w:val="28"/>
-        </w:rPr>
-      </w:pPr>
-    </w:p>
-    <w:p>
-      <w:pPr>
-        <w:pStyle w:val="13"/>
+      <w:proofErr w:type="spellStart"/>
+      <w:r>
+        <w:rPr>
+          <w:b/>
+          <w:bCs/>
+          <w:sz w:val="28"/>
+        </w:rPr>
+        <w:t>Командная</w:t>
+      </w:r>
+      <w:proofErr w:type="spellEnd"/>
+      <w:r>
+        <w:rPr>
+          <w:b/>
+          <w:bCs/>
+          <w:sz w:val="28"/>
+        </w:rPr>
+        <w:t xml:space="preserve"> </w:t>
+      </w:r>
+      <w:proofErr w:type="spellStart"/>
+      <w:r>
+        <w:rPr>
+          <w:b/>
+          <w:bCs/>
+          <w:sz w:val="28"/>
+        </w:rPr>
+        <w:t>работа</w:t>
+      </w:r>
+      <w:proofErr w:type="spellEnd"/>
+    </w:p>
+    <w:p>
+      <w:pPr>
+        <w:rPr>
+          <w:b/>
+          <w:bCs/>
+          <w:sz w:val="28"/>
+        </w:rPr>
+      </w:pPr>
+    </w:p>
+    <w:p>
+      <w:pPr>
+        <w:pStyle w:val="af"/>
         <w:numPr>
           <w:ilvl w:val="0"/>
           <w:numId w:val="2"/>
@@ -684,7 +624,7 @@
     </w:p>
     <w:p>
       <w:pPr>
-        <w:pStyle w:val="13"/>
+        <w:pStyle w:val="af"/>
         <w:numPr>
           <w:ilvl w:val="0"/>
           <w:numId w:val="2"/>
@@ -732,7 +672,7 @@
     </w:p>
     <w:p>
       <w:pPr>
-        <w:pStyle w:val="13"/>
+        <w:pStyle w:val="af"/>
         <w:numPr>
           <w:ilvl w:val="0"/>
           <w:numId w:val="2"/>
@@ -749,7 +689,23 @@
           <w:sz w:val="28"/>
           <w:lang w:val="ru-RU"/>
         </w:rPr>
-        <w:t xml:space="preserve">постобработка, включающая распознавание текста, построение якорного пайплайна и формирование структурированного </w:t>
+        <w:t xml:space="preserve">постобработка, включающая распознавание текста, построение якорного </w:t>
+      </w:r>
+      <w:proofErr w:type="spellStart"/>
+      <w:r>
+        <w:rPr>
+          <w:sz w:val="28"/>
+          <w:lang w:val="ru-RU"/>
+        </w:rPr>
+        <w:t>пайплайна</w:t>
+      </w:r>
+      <w:proofErr w:type="spellEnd"/>
+      <w:r>
+        <w:rPr>
+          <w:sz w:val="28"/>
+          <w:lang w:val="ru-RU"/>
+        </w:rPr>
+        <w:t xml:space="preserve"> и формирование структурированного </w:t>
       </w:r>
       <w:r>
         <w:rPr>
@@ -793,7 +749,7 @@
     </w:p>
     <w:p>
       <w:pPr>
-        <w:pStyle w:val="13"/>
+        <w:pStyle w:val="af"/>
         <w:numPr>
           <w:ilvl w:val="0"/>
           <w:numId w:val="2"/>
@@ -863,7 +819,7 @@
     </w:p>
     <w:p>
       <w:pPr>
-        <w:pStyle w:val="13"/>
+        <w:pStyle w:val="af"/>
         <w:numPr>
           <w:ilvl w:val="0"/>
           <w:numId w:val="1"/>
@@ -885,14 +841,52 @@
         </w:rPr>
         <w:t xml:space="preserve"> П</w:t>
       </w:r>
-      <w:r>
-        <w:rPr>
-          <w:b/>
-          <w:bCs/>
-          <w:sz w:val="28"/>
-        </w:rPr>
-        <w:t>лан действий в проекте</w:t>
-      </w:r>
+      <w:proofErr w:type="spellStart"/>
+      <w:r>
+        <w:rPr>
+          <w:b/>
+          <w:bCs/>
+          <w:sz w:val="28"/>
+        </w:rPr>
+        <w:t>лан</w:t>
+      </w:r>
+      <w:proofErr w:type="spellEnd"/>
+      <w:r>
+        <w:rPr>
+          <w:b/>
+          <w:bCs/>
+          <w:sz w:val="28"/>
+        </w:rPr>
+        <w:t xml:space="preserve"> </w:t>
+      </w:r>
+      <w:proofErr w:type="spellStart"/>
+      <w:r>
+        <w:rPr>
+          <w:b/>
+          <w:bCs/>
+          <w:sz w:val="28"/>
+        </w:rPr>
+        <w:t>действий</w:t>
+      </w:r>
+      <w:proofErr w:type="spellEnd"/>
+      <w:r>
+        <w:rPr>
+          <w:b/>
+          <w:bCs/>
+          <w:sz w:val="28"/>
+        </w:rPr>
+        <w:t xml:space="preserve"> в </w:t>
+      </w:r>
+      <w:proofErr w:type="spellStart"/>
+      <w:r>
+        <w:rPr>
+          <w:b/>
+          <w:bCs/>
+          <w:sz w:val="28"/>
+        </w:rPr>
+        <w:t>проекте</w:t>
+      </w:r>
+      <w:proofErr w:type="spellEnd"/>
     </w:p>
     <w:p>
       <w:pPr>
@@ -907,7 +901,63 @@
         <w:rPr>
           <w:sz w:val="28"/>
         </w:rPr>
-        <w:t>Data Engineer формирует датасеты в формате .tiff и размечает углы документов. Далее изображения поступают на предобработку к специалисту по Computer Vision, где выполняется коррекция перспективы и настройка цветовой гаммы. Затем обработанные данные поступают на этап OCR/NLP, где текст распознаётся и структурируется. Итоговые данные получает ответственный за Backend/Integration, формируя конечный продукт.</w:t>
+        <w:t xml:space="preserve">Data </w:t>
+      </w:r>
+      <w:proofErr w:type="spellStart"/>
+      <w:r>
+        <w:rPr>
+          <w:sz w:val="28"/>
+        </w:rPr>
+        <w:t>Engineer</w:t>
+      </w:r>
+      <w:proofErr w:type="spellEnd"/>
+      <w:r>
+        <w:rPr>
+          <w:sz w:val="28"/>
+        </w:rPr>
+        <w:t xml:space="preserve"> формирует датасеты в формате .</w:t>
+      </w:r>
+      <w:proofErr w:type="spellStart"/>
+      <w:r>
+        <w:rPr>
+          <w:sz w:val="28"/>
+        </w:rPr>
+        <w:t>tiff</w:t>
+      </w:r>
+      <w:proofErr w:type="spellEnd"/>
+      <w:r>
+        <w:rPr>
+          <w:sz w:val="28"/>
+        </w:rPr>
+        <w:t xml:space="preserve"> и размечает углы документов. Далее изображения поступают на предобработку к специалисту по Computer Vision, где выполняется коррекция перспективы и настройка цветовой гаммы. Затем обработанные данные поступают на этап OCR/NLP, где текст распознаётся и структурируется. Итоговые данные получает ответственный за </w:t>
+      </w:r>
+      <w:proofErr w:type="spellStart"/>
+      <w:r>
+        <w:rPr>
+          <w:sz w:val="28"/>
+        </w:rPr>
+        <w:t>Backend</w:t>
+      </w:r>
+      <w:proofErr w:type="spellEnd"/>
+      <w:r>
+        <w:rPr>
+          <w:sz w:val="28"/>
+        </w:rPr>
+        <w:t>/</w:t>
+      </w:r>
+      <w:proofErr w:type="spellStart"/>
+      <w:r>
+        <w:rPr>
+          <w:sz w:val="28"/>
+        </w:rPr>
+        <w:t>Integration</w:t>
+      </w:r>
+      <w:proofErr w:type="spellEnd"/>
+      <w:r>
+        <w:rPr>
+          <w:sz w:val="28"/>
+        </w:rPr>
+        <w:t>, формируя конечный продукт.</w:t>
       </w:r>
     </w:p>
     <w:p>
@@ -932,7 +982,7 @@
     </w:p>
     <w:p>
       <w:pPr>
-        <w:pStyle w:val="13"/>
+        <w:pStyle w:val="af"/>
         <w:numPr>
           <w:ilvl w:val="0"/>
           <w:numId w:val="1"/>
@@ -953,6 +1003,7 @@
         </w:rPr>
         <w:t xml:space="preserve"> Используемые т</w:t>
       </w:r>
+      <w:proofErr w:type="spellStart"/>
       <w:r>
         <w:rPr>
           <w:b/>
@@ -961,6 +1012,7 @@
         </w:rPr>
         <w:t>ехнологии</w:t>
       </w:r>
+      <w:proofErr w:type="spellEnd"/>
     </w:p>
     <w:p>
       <w:pPr>
@@ -975,7 +1027,7 @@
     </w:p>
     <w:p>
       <w:pPr>
-        <w:pStyle w:val="13"/>
+        <w:pStyle w:val="af"/>
         <w:numPr>
           <w:ilvl w:val="0"/>
           <w:numId w:val="3"/>
@@ -1080,7 +1132,7 @@
     </w:p>
     <w:p>
       <w:pPr>
-        <w:pStyle w:val="13"/>
+        <w:pStyle w:val="af"/>
         <w:numPr>
           <w:ilvl w:val="0"/>
           <w:numId w:val="3"/>
@@ -1130,12 +1182,14 @@
         </w:rPr>
         <w:t xml:space="preserve"> для коррекции перспективы и настройки контраста. для обучения модели распознавания углов используется </w:t>
       </w:r>
+      <w:proofErr w:type="spellStart"/>
       <w:r>
         <w:rPr>
           <w:sz w:val="28"/>
         </w:rPr>
         <w:t>ResNet</w:t>
       </w:r>
+      <w:proofErr w:type="spellEnd"/>
       <w:r>
         <w:rPr>
           <w:sz w:val="28"/>
@@ -1198,7 +1252,7 @@
     </w:p>
     <w:p>
       <w:pPr>
-        <w:pStyle w:val="13"/>
+        <w:pStyle w:val="af"/>
         <w:numPr>
           <w:ilvl w:val="0"/>
           <w:numId w:val="3"/>
@@ -1235,12 +1289,14 @@
         </w:rPr>
         <w:t xml:space="preserve"> использует </w:t>
       </w:r>
+      <w:proofErr w:type="spellStart"/>
       <w:r>
         <w:rPr>
           <w:sz w:val="28"/>
         </w:rPr>
         <w:t>PyTesseract</w:t>
       </w:r>
+      <w:proofErr w:type="spellEnd"/>
       <w:r>
         <w:rPr>
           <w:sz w:val="28"/>
@@ -1264,7 +1320,7 @@
     </w:p>
     <w:p>
       <w:pPr>
-        <w:pStyle w:val="13"/>
+        <w:pStyle w:val="af"/>
         <w:numPr>
           <w:ilvl w:val="0"/>
           <w:numId w:val="3"/>
@@ -1298,7 +1354,7 @@
     </w:p>
     <w:p>
       <w:pPr>
-        <w:pStyle w:val="13"/>
+        <w:pStyle w:val="af"/>
         <w:ind w:left="1080"/>
         <w:jc w:val="both"/>
         <w:rPr>
@@ -1309,7 +1365,7 @@
     </w:p>
     <w:p>
       <w:pPr>
-        <w:pStyle w:val="13"/>
+        <w:pStyle w:val="af"/>
         <w:numPr>
           <w:ilvl w:val="0"/>
           <w:numId w:val="1"/>
@@ -1322,14 +1378,34 @@
           <w:sz w:val="28"/>
         </w:rPr>
       </w:pPr>
-      <w:r>
-        <w:rPr>
-          <w:b/>
-          <w:bCs/>
-          <w:sz w:val="28"/>
-        </w:rPr>
-        <w:t>Распределение ролей</w:t>
-      </w:r>
+      <w:proofErr w:type="spellStart"/>
+      <w:r>
+        <w:rPr>
+          <w:b/>
+          <w:bCs/>
+          <w:sz w:val="28"/>
+        </w:rPr>
+        <w:t>Распределение</w:t>
+      </w:r>
+      <w:proofErr w:type="spellEnd"/>
+      <w:r>
+        <w:rPr>
+          <w:b/>
+          <w:bCs/>
+          <w:sz w:val="28"/>
+        </w:rPr>
+        <w:t xml:space="preserve"> </w:t>
+      </w:r>
+      <w:proofErr w:type="spellStart"/>
+      <w:r>
+        <w:rPr>
+          <w:b/>
+          <w:bCs/>
+          <w:sz w:val="28"/>
+        </w:rPr>
+        <w:t>ролей</w:t>
+      </w:r>
+      <w:proofErr w:type="spellEnd"/>
     </w:p>
     <w:p>
       <w:pPr>
@@ -1464,12 +1540,14 @@
         </w:rPr>
         <w:t xml:space="preserve"> </w:t>
       </w:r>
+      <w:proofErr w:type="spellStart"/>
       <w:r>
         <w:rPr>
           <w:sz w:val="28"/>
         </w:rPr>
         <w:t>Шмуратов</w:t>
       </w:r>
+      <w:proofErr w:type="spellEnd"/>
       <w:r>
         <w:rPr>
           <w:sz w:val="28"/>
@@ -1504,7 +1582,7 @@
     </w:p>
     <w:p>
       <w:pPr>
-        <w:pStyle w:val="13"/>
+        <w:pStyle w:val="af"/>
         <w:numPr>
           <w:ilvl w:val="0"/>
           <w:numId w:val="1"/>
@@ -1516,14 +1594,35 @@
           <w:sz w:val="28"/>
         </w:rPr>
       </w:pPr>
-      <w:r>
-        <w:rPr>
-          <w:b/>
-          <w:bCs/>
-          <w:sz w:val="28"/>
-        </w:rPr>
-        <w:t>Моя роль</w:t>
-      </w:r>
+      <w:proofErr w:type="spellStart"/>
+      <w:r>
+        <w:rPr>
+          <w:b/>
+          <w:bCs/>
+          <w:sz w:val="28"/>
+        </w:rPr>
+        <w:lastRenderedPageBreak/>
+        <w:t>Моя</w:t>
+      </w:r>
+      <w:proofErr w:type="spellEnd"/>
+      <w:r>
+        <w:rPr>
+          <w:b/>
+          <w:bCs/>
+          <w:sz w:val="28"/>
+        </w:rPr>
+        <w:t xml:space="preserve"> </w:t>
+      </w:r>
+      <w:proofErr w:type="spellStart"/>
+      <w:r>
+        <w:rPr>
+          <w:b/>
+          <w:bCs/>
+          <w:sz w:val="28"/>
+        </w:rPr>
+        <w:t>роль</w:t>
+      </w:r>
+      <w:proofErr w:type="spellEnd"/>
     </w:p>
     <w:p>
       <w:pPr>
@@ -1531,39 +1630,38 @@
         <w:ind w:firstLine="360"/>
         <w:jc w:val="both"/>
         <w:rPr>
-          <w:rFonts w:hint="default"/>
-          <w:sz w:val="28"/>
-          <w:lang w:val="ru-RU"/>
-        </w:rPr>
-      </w:pPr>
-      <w:r>
-        <w:rPr>
-          <w:sz w:val="28"/>
-          <w:lang w:val="ru-RU"/>
-        </w:rPr>
-        <w:t>Моей</w:t>
-      </w:r>
-      <w:r>
-        <w:rPr>
-          <w:rFonts w:hint="default"/>
-          <w:sz w:val="28"/>
-          <w:lang w:val="ru-RU"/>
-        </w:rPr>
-        <w:t xml:space="preserve"> главной задачей в проекте является создание итогового приложения базирующегося на </w:t>
-      </w:r>
-      <w:r>
-        <w:rPr>
-          <w:rFonts w:hint="default"/>
+          <w:sz w:val="28"/>
+        </w:rPr>
+      </w:pPr>
+      <w:r>
+        <w:rPr>
+          <w:sz w:val="28"/>
+        </w:rPr>
+        <w:t xml:space="preserve">Моей главной задачей в проекте является создание итогового приложения базирующегося на </w:t>
+      </w:r>
+      <w:r>
+        <w:rPr>
           <w:sz w:val="28"/>
           <w:lang w:val="en-US"/>
         </w:rPr>
-        <w:t>Flask API</w:t>
-      </w:r>
-      <w:r>
-        <w:rPr>
-          <w:rFonts w:hint="default"/>
-          <w:sz w:val="28"/>
-          <w:lang w:val="ru-RU"/>
+        <w:t>Flask</w:t>
+      </w:r>
+      <w:r>
+        <w:rPr>
+          <w:sz w:val="28"/>
+        </w:rPr>
+        <w:t xml:space="preserve"> </w:t>
+      </w:r>
+      <w:r>
+        <w:rPr>
+          <w:sz w:val="28"/>
+          <w:lang w:val="en-US"/>
+        </w:rPr>
+        <w:t>API</w:t>
+      </w:r>
+      <w:r>
+        <w:rPr>
+          <w:sz w:val="28"/>
         </w:rPr>
         <w:t>, что включает в себя создание программной среды для интеграции кода, написанного Шамраем Никитой и Токаевым Самиром в одну программу, в которой результат работы одного кода будет использоваться как исходные данные для другого, и последующего вывода необходимого результата.</w:t>
       </w:r>
@@ -1574,24 +1672,18 @@
         <w:ind w:firstLine="360"/>
         <w:jc w:val="both"/>
         <w:rPr>
-          <w:rFonts w:hint="default"/>
-          <w:sz w:val="28"/>
-          <w:lang w:val="en-US"/>
-        </w:rPr>
-      </w:pPr>
-      <w:r>
-        <w:rPr>
-          <w:rFonts w:hint="default"/>
-          <w:sz w:val="28"/>
-          <w:lang w:val="ru-RU"/>
+          <w:sz w:val="28"/>
+        </w:rPr>
+      </w:pPr>
+      <w:r>
+        <w:rPr>
+          <w:sz w:val="28"/>
         </w:rPr>
         <w:t>Также в список моих обязанностей входит</w:t>
       </w:r>
       <w:r>
         <w:rPr>
-          <w:rFonts w:hint="default"/>
-          <w:sz w:val="28"/>
-          <w:lang w:val="en-US"/>
+          <w:sz w:val="28"/>
         </w:rPr>
         <w:t>:</w:t>
       </w:r>
@@ -1603,18 +1695,14 @@
           <w:numId w:val="2"/>
         </w:numPr>
         <w:spacing w:line="360" w:lineRule="auto"/>
-        <w:ind w:left="240" w:leftChars="0" w:firstLine="120" w:firstLineChars="0"/>
-        <w:rPr>
-          <w:rFonts w:hint="default"/>
-          <w:sz w:val="28"/>
-          <w:lang w:val="ru-RU"/>
-        </w:rPr>
-      </w:pPr>
-      <w:r>
-        <w:rPr>
-          <w:rFonts w:hint="default"/>
-          <w:sz w:val="28"/>
-          <w:lang w:val="ru-RU"/>
+        <w:ind w:left="240" w:firstLine="120"/>
+        <w:rPr>
+          <w:sz w:val="28"/>
+        </w:rPr>
+      </w:pPr>
+      <w:r>
+        <w:rPr>
+          <w:sz w:val="28"/>
         </w:rPr>
         <w:t>Распределение ролей и задач для остальных членов команды</w:t>
       </w:r>
@@ -1626,22 +1714,19 @@
           <w:numId w:val="2"/>
         </w:numPr>
         <w:spacing w:line="360" w:lineRule="auto"/>
-        <w:ind w:left="240" w:leftChars="0" w:firstLine="120" w:firstLineChars="0"/>
-        <w:rPr>
-          <w:sz w:val="28"/>
-        </w:rPr>
-      </w:pPr>
-      <w:r>
-        <w:rPr>
-          <w:rFonts w:hint="default"/>
-          <w:sz w:val="28"/>
-          <w:lang w:val="ru-RU"/>
+        <w:ind w:left="240" w:firstLine="120"/>
+        <w:rPr>
+          <w:sz w:val="28"/>
+        </w:rPr>
+      </w:pPr>
+      <w:r>
+        <w:rPr>
+          <w:sz w:val="28"/>
         </w:rPr>
         <w:t xml:space="preserve">Создание и поддержание корректной работы репозитория на базе </w:t>
       </w:r>
       <w:r>
         <w:rPr>
-          <w:rFonts w:hint="default"/>
           <w:sz w:val="28"/>
           <w:lang w:val="en-US"/>
         </w:rPr>
@@ -1650,7 +1735,7 @@
     </w:p>
     <w:p>
       <w:pPr>
-        <w:pStyle w:val="13"/>
+        <w:pStyle w:val="af"/>
         <w:numPr>
           <w:ilvl w:val="0"/>
           <w:numId w:val="1"/>
@@ -1662,14 +1747,70 @@
           <w:sz w:val="28"/>
         </w:rPr>
       </w:pPr>
-      <w:r>
-        <w:rPr>
-          <w:b/>
-          <w:bCs/>
-          <w:sz w:val="28"/>
-        </w:rPr>
-        <w:t>Что сделано за период</w:t>
-      </w:r>
+      <w:proofErr w:type="spellStart"/>
+      <w:r>
+        <w:rPr>
+          <w:b/>
+          <w:bCs/>
+          <w:sz w:val="28"/>
+        </w:rPr>
+        <w:t>Что</w:t>
+      </w:r>
+      <w:proofErr w:type="spellEnd"/>
+      <w:r>
+        <w:rPr>
+          <w:b/>
+          <w:bCs/>
+          <w:sz w:val="28"/>
+        </w:rPr>
+        <w:t xml:space="preserve"> </w:t>
+      </w:r>
+      <w:proofErr w:type="spellStart"/>
+      <w:r>
+        <w:rPr>
+          <w:b/>
+          <w:bCs/>
+          <w:sz w:val="28"/>
+        </w:rPr>
+        <w:t>сделано</w:t>
+      </w:r>
+      <w:proofErr w:type="spellEnd"/>
+      <w:r>
+        <w:rPr>
+          <w:b/>
+          <w:bCs/>
+          <w:sz w:val="28"/>
+        </w:rPr>
+        <w:t xml:space="preserve"> </w:t>
+      </w:r>
+      <w:proofErr w:type="spellStart"/>
+      <w:r>
+        <w:rPr>
+          <w:b/>
+          <w:bCs/>
+          <w:sz w:val="28"/>
+        </w:rPr>
+        <w:t>за</w:t>
+      </w:r>
+      <w:proofErr w:type="spellEnd"/>
+      <w:r>
+        <w:rPr>
+          <w:b/>
+          <w:bCs/>
+          <w:sz w:val="28"/>
+        </w:rPr>
+        <w:t xml:space="preserve"> </w:t>
+      </w:r>
+      <w:proofErr w:type="spellStart"/>
+      <w:r>
+        <w:rPr>
+          <w:b/>
+          <w:bCs/>
+          <w:sz w:val="28"/>
+        </w:rPr>
+        <w:t>период</w:t>
+      </w:r>
+      <w:proofErr w:type="spellEnd"/>
     </w:p>
     <w:p>
       <w:pPr>
@@ -1678,45 +1819,51 @@
           <w:numId w:val="2"/>
         </w:numPr>
         <w:spacing w:line="360" w:lineRule="auto"/>
-        <w:ind w:left="240" w:leftChars="0" w:firstLine="120" w:firstLineChars="0"/>
-        <w:rPr>
-          <w:sz w:val="28"/>
-        </w:rPr>
-      </w:pPr>
-      <w:r>
-        <w:rPr>
-          <w:sz w:val="28"/>
-          <w:lang w:val="ru-RU"/>
-        </w:rPr>
-        <w:t>Изучена</w:t>
-      </w:r>
-      <w:r>
-        <w:rPr>
-          <w:rFonts w:hint="default"/>
-          <w:sz w:val="28"/>
-          <w:lang w:val="ru-RU"/>
-        </w:rPr>
-        <w:t xml:space="preserve"> документация </w:t>
-      </w:r>
-      <w:r>
-        <w:rPr>
-          <w:rFonts w:hint="default"/>
+        <w:ind w:left="240" w:firstLine="120"/>
+        <w:rPr>
+          <w:sz w:val="28"/>
+        </w:rPr>
+      </w:pPr>
+      <w:r>
+        <w:rPr>
+          <w:sz w:val="28"/>
+        </w:rPr>
+        <w:t xml:space="preserve">Изучена документация </w:t>
+      </w:r>
+      <w:r>
+        <w:rPr>
           <w:sz w:val="28"/>
           <w:lang w:val="en-US"/>
         </w:rPr>
-        <w:t xml:space="preserve">Flask API </w:t>
-      </w:r>
-      <w:r>
-        <w:rPr>
-          <w:rFonts w:hint="default"/>
-          <w:sz w:val="28"/>
-          <w:lang w:val="ru-RU"/>
+        <w:t>Flask</w:t>
+      </w:r>
+      <w:r>
+        <w:rPr>
+          <w:sz w:val="28"/>
+        </w:rPr>
+        <w:t xml:space="preserve"> </w:t>
+      </w:r>
+      <w:r>
+        <w:rPr>
+          <w:sz w:val="28"/>
+          <w:lang w:val="en-US"/>
+        </w:rPr>
+        <w:t>API</w:t>
+      </w:r>
+      <w:r>
+        <w:rPr>
+          <w:sz w:val="28"/>
+        </w:rPr>
+        <w:t xml:space="preserve"> </w:t>
+      </w:r>
+      <w:r>
+        <w:rPr>
+          <w:sz w:val="28"/>
         </w:rPr>
         <w:t xml:space="preserve">и </w:t>
       </w:r>
       <w:r>
         <w:rPr>
-          <w:rFonts w:hint="default"/>
           <w:sz w:val="28"/>
           <w:lang w:val="en-US"/>
         </w:rPr>
@@ -1730,29 +1877,33 @@
           <w:numId w:val="2"/>
         </w:numPr>
         <w:spacing w:line="360" w:lineRule="auto"/>
-        <w:ind w:left="240" w:leftChars="0" w:firstLine="120" w:firstLineChars="0"/>
-        <w:rPr>
-          <w:sz w:val="28"/>
-        </w:rPr>
-      </w:pPr>
-      <w:r>
-        <w:rPr>
-          <w:sz w:val="28"/>
-          <w:lang w:val="ru-RU"/>
-        </w:rPr>
-        <w:t>Создан</w:t>
-      </w:r>
-      <w:r>
-        <w:rPr>
-          <w:rFonts w:hint="default"/>
-          <w:sz w:val="28"/>
-          <w:lang w:val="ru-RU"/>
-        </w:rPr>
-        <w:t xml:space="preserve"> репозиторий на патформе </w:t>
-      </w:r>
-      <w:r>
-        <w:rPr>
-          <w:rFonts w:hint="default"/>
+        <w:ind w:left="240" w:firstLine="120"/>
+        <w:rPr>
+          <w:sz w:val="28"/>
+        </w:rPr>
+      </w:pPr>
+      <w:r>
+        <w:rPr>
+          <w:sz w:val="28"/>
+        </w:rPr>
+        <w:t xml:space="preserve">Создан репозиторий на </w:t>
+      </w:r>
+      <w:proofErr w:type="spellStart"/>
+      <w:r>
+        <w:rPr>
+          <w:sz w:val="28"/>
+        </w:rPr>
+        <w:t>патформе</w:t>
+      </w:r>
+      <w:proofErr w:type="spellEnd"/>
+      <w:r>
+        <w:rPr>
+          <w:sz w:val="28"/>
+        </w:rPr>
+        <w:t xml:space="preserve"> </w:t>
+      </w:r>
+      <w:r>
+        <w:rPr>
           <w:sz w:val="28"/>
           <w:lang w:val="en-US"/>
         </w:rPr>
@@ -1766,19 +1917,25 @@
           <w:numId w:val="2"/>
         </w:numPr>
         <w:spacing w:line="360" w:lineRule="auto"/>
-        <w:ind w:left="240" w:leftChars="0" w:firstLine="120" w:firstLineChars="0"/>
-        <w:rPr>
-          <w:sz w:val="28"/>
-        </w:rPr>
-      </w:pPr>
-      <w:r>
-        <w:rPr>
-          <w:rFonts w:hint="default"/>
-          <w:sz w:val="28"/>
-          <w:lang w:val="ru-RU"/>
-        </w:rPr>
-        <w:t>Добавлены к работе над репозиторием участники команды как коллабораторы</w:t>
-      </w:r>
+        <w:ind w:left="240" w:firstLine="120"/>
+        <w:rPr>
+          <w:sz w:val="28"/>
+        </w:rPr>
+      </w:pPr>
+      <w:r>
+        <w:rPr>
+          <w:sz w:val="28"/>
+        </w:rPr>
+        <w:t xml:space="preserve">Добавлены к работе над репозиторием участники команды как </w:t>
+      </w:r>
+      <w:proofErr w:type="spellStart"/>
+      <w:r>
+        <w:rPr>
+          <w:sz w:val="28"/>
+        </w:rPr>
+        <w:t>коллабораторы</w:t>
+      </w:r>
+      <w:proofErr w:type="spellEnd"/>
     </w:p>
     <w:p>
       <w:pPr>
@@ -1787,38 +1944,83 @@
           <w:numId w:val="2"/>
         </w:numPr>
         <w:spacing w:line="360" w:lineRule="auto"/>
-        <w:ind w:left="240" w:leftChars="0" w:firstLine="120" w:firstLineChars="0"/>
-        <w:rPr>
-          <w:sz w:val="28"/>
-        </w:rPr>
-      </w:pPr>
-      <w:r>
-        <w:rPr>
-          <w:sz w:val="28"/>
-          <w:lang w:val="ru-RU"/>
-        </w:rPr>
-        <w:t>Проведён</w:t>
-      </w:r>
-      <w:r>
-        <w:rPr>
-          <w:rFonts w:hint="default"/>
-          <w:sz w:val="28"/>
-          <w:lang w:val="ru-RU"/>
-        </w:rPr>
-        <w:t xml:space="preserve"> инструктаж по работе с репозиторием для участников команды</w:t>
-      </w:r>
-    </w:p>
-    <w:p>
-      <w:pPr>
-        <w:spacing w:line="360" w:lineRule="auto"/>
-        <w:rPr>
-          <w:sz w:val="28"/>
-        </w:rPr>
-      </w:pPr>
-    </w:p>
-    <w:p>
-      <w:pPr>
-        <w:pStyle w:val="13"/>
+        <w:ind w:left="240" w:firstLine="120"/>
+        <w:rPr>
+          <w:sz w:val="28"/>
+        </w:rPr>
+      </w:pPr>
+      <w:r>
+        <w:rPr>
+          <w:sz w:val="28"/>
+        </w:rPr>
+        <w:t>Проведён инструктаж по работе с репозиторием для участников команды</w:t>
+      </w:r>
+    </w:p>
+    <w:p>
+      <w:pPr>
+        <w:numPr>
+          <w:ilvl w:val="0"/>
+          <w:numId w:val="2"/>
+        </w:numPr>
+        <w:spacing w:line="360" w:lineRule="auto"/>
+        <w:ind w:left="240" w:firstLine="120"/>
+        <w:rPr>
+          <w:sz w:val="28"/>
+        </w:rPr>
+      </w:pPr>
+      <w:r>
+        <w:rPr>
+          <w:sz w:val="28"/>
+        </w:rPr>
+        <w:t xml:space="preserve">В репозитории был создан </w:t>
+      </w:r>
+      <w:proofErr w:type="gramStart"/>
+      <w:r>
+        <w:rPr>
+          <w:sz w:val="28"/>
+        </w:rPr>
+        <w:t xml:space="preserve">файл </w:t>
+      </w:r>
+      <w:r>
+        <w:rPr>
+          <w:sz w:val="28"/>
+        </w:rPr>
+        <w:t>.</w:t>
+      </w:r>
+      <w:proofErr w:type="spellStart"/>
+      <w:r>
+        <w:rPr>
+          <w:sz w:val="28"/>
+          <w:lang w:val="en-US"/>
+        </w:rPr>
+        <w:t>gitignore</w:t>
+      </w:r>
+      <w:proofErr w:type="spellEnd"/>
+      <w:proofErr w:type="gramEnd"/>
+      <w:r>
+        <w:rPr>
+          <w:sz w:val="28"/>
+        </w:rPr>
+        <w:t xml:space="preserve"> </w:t>
+      </w:r>
+      <w:r>
+        <w:rPr>
+          <w:sz w:val="28"/>
+        </w:rPr>
+        <w:t>для игнорирования системных файлов, идущих вместе с некоторыми файлами</w:t>
+      </w:r>
+    </w:p>
+    <w:p>
+      <w:pPr>
+        <w:spacing w:line="360" w:lineRule="auto"/>
+        <w:rPr>
+          <w:sz w:val="28"/>
+        </w:rPr>
+      </w:pPr>
+    </w:p>
+    <w:p>
+      <w:pPr>
+        <w:pStyle w:val="af"/>
         <w:numPr>
           <w:ilvl w:val="0"/>
           <w:numId w:val="1"/>
@@ -1830,14 +2032,70 @@
           <w:sz w:val="28"/>
         </w:rPr>
       </w:pPr>
-      <w:r>
-        <w:rPr>
-          <w:b/>
-          <w:bCs/>
-          <w:sz w:val="28"/>
-        </w:rPr>
-        <w:t>Планы на следующий период</w:t>
-      </w:r>
+      <w:proofErr w:type="spellStart"/>
+      <w:r>
+        <w:rPr>
+          <w:b/>
+          <w:bCs/>
+          <w:sz w:val="28"/>
+        </w:rPr>
+        <w:t>Планы</w:t>
+      </w:r>
+      <w:proofErr w:type="spellEnd"/>
+      <w:r>
+        <w:rPr>
+          <w:b/>
+          <w:bCs/>
+          <w:sz w:val="28"/>
+        </w:rPr>
+        <w:t xml:space="preserve"> </w:t>
+      </w:r>
+      <w:proofErr w:type="spellStart"/>
+      <w:r>
+        <w:rPr>
+          <w:b/>
+          <w:bCs/>
+          <w:sz w:val="28"/>
+        </w:rPr>
+        <w:t>на</w:t>
+      </w:r>
+      <w:proofErr w:type="spellEnd"/>
+      <w:r>
+        <w:rPr>
+          <w:b/>
+          <w:bCs/>
+          <w:sz w:val="28"/>
+        </w:rPr>
+        <w:t xml:space="preserve"> </w:t>
+      </w:r>
+      <w:proofErr w:type="spellStart"/>
+      <w:r>
+        <w:rPr>
+          <w:b/>
+          <w:bCs/>
+          <w:sz w:val="28"/>
+        </w:rPr>
+        <w:t>следующий</w:t>
+      </w:r>
+      <w:proofErr w:type="spellEnd"/>
+      <w:r>
+        <w:rPr>
+          <w:b/>
+          <w:bCs/>
+          <w:sz w:val="28"/>
+        </w:rPr>
+        <w:t xml:space="preserve"> </w:t>
+      </w:r>
+      <w:proofErr w:type="spellStart"/>
+      <w:r>
+        <w:rPr>
+          <w:b/>
+          <w:bCs/>
+          <w:sz w:val="28"/>
+        </w:rPr>
+        <w:t>период</w:t>
+      </w:r>
+      <w:proofErr w:type="spellEnd"/>
     </w:p>
     <w:p>
       <w:pPr>
@@ -1846,16 +2104,14 @@
           <w:numId w:val="2"/>
         </w:numPr>
         <w:spacing w:line="360" w:lineRule="auto"/>
-        <w:ind w:left="240" w:leftChars="0" w:firstLine="120" w:firstLineChars="0"/>
-        <w:rPr>
-          <w:sz w:val="28"/>
-        </w:rPr>
-      </w:pPr>
-      <w:r>
-        <w:rPr>
-          <w:rFonts w:hint="default"/>
-          <w:sz w:val="28"/>
-          <w:lang w:val="ru-RU"/>
+        <w:ind w:left="240" w:firstLine="120"/>
+        <w:rPr>
+          <w:sz w:val="28"/>
+        </w:rPr>
+      </w:pPr>
+      <w:r>
+        <w:rPr>
+          <w:sz w:val="28"/>
         </w:rPr>
         <w:t>Создание веток проекта для корректной личной работы каждого участника команды</w:t>
       </w:r>
@@ -1867,18 +2123,30 @@
           <w:numId w:val="2"/>
         </w:numPr>
         <w:spacing w:line="360" w:lineRule="auto"/>
-        <w:ind w:left="240" w:leftChars="0" w:firstLine="120" w:firstLineChars="0"/>
-        <w:rPr>
-          <w:sz w:val="28"/>
-        </w:rPr>
-      </w:pPr>
-      <w:r>
-        <w:rPr>
-          <w:rFonts w:hint="default"/>
-          <w:sz w:val="28"/>
-          <w:lang w:val="ru-RU"/>
-        </w:rPr>
-        <w:t>Написать шаблон основного файла с заглушками вместо кода, для того, чтобы в последствии можно было интегрировать код других участников команды</w:t>
+        <w:ind w:left="240" w:firstLine="120"/>
+        <w:rPr>
+          <w:sz w:val="28"/>
+        </w:rPr>
+      </w:pPr>
+      <w:r>
+        <w:rPr>
+          <w:sz w:val="28"/>
+        </w:rPr>
+        <w:t xml:space="preserve">Написать шаблон основного файла с заглушками вместо </w:t>
+      </w:r>
+      <w:proofErr w:type="gramStart"/>
+      <w:r>
+        <w:rPr>
+          <w:sz w:val="28"/>
+        </w:rPr>
+        <w:t>кода, для того, чтобы</w:t>
+      </w:r>
+      <w:proofErr w:type="gramEnd"/>
+      <w:r>
+        <w:rPr>
+          <w:sz w:val="28"/>
+        </w:rPr>
+        <w:t xml:space="preserve"> в последствии можно было интегрировать код других участников команды</w:t>
       </w:r>
     </w:p>
     <w:p>
@@ -1888,22 +2156,19 @@
           <w:numId w:val="2"/>
         </w:numPr>
         <w:spacing w:line="360" w:lineRule="auto"/>
-        <w:ind w:left="240" w:leftChars="0" w:firstLine="120" w:firstLineChars="0"/>
-        <w:rPr>
-          <w:sz w:val="28"/>
-        </w:rPr>
-      </w:pPr>
-      <w:r>
-        <w:rPr>
-          <w:rFonts w:hint="default"/>
-          <w:sz w:val="28"/>
-          <w:lang w:val="ru-RU"/>
+        <w:ind w:left="240" w:firstLine="120"/>
+        <w:rPr>
+          <w:sz w:val="28"/>
+        </w:rPr>
+      </w:pPr>
+      <w:r>
+        <w:rPr>
+          <w:sz w:val="28"/>
         </w:rPr>
         <w:t xml:space="preserve">Начать изучение библиотеки </w:t>
       </w:r>
       <w:r>
         <w:rPr>
-          <w:rFonts w:hint="default"/>
           <w:sz w:val="28"/>
           <w:lang w:val="en-US"/>
         </w:rPr>
@@ -1920,7 +2185,31 @@
     </w:p>
     <w:p>
       <w:pPr>
-        <w:pStyle w:val="13"/>
+        <w:spacing w:line="360" w:lineRule="auto"/>
+        <w:rPr>
+          <w:sz w:val="28"/>
+        </w:rPr>
+      </w:pPr>
+    </w:p>
+    <w:p>
+      <w:pPr>
+        <w:spacing w:line="360" w:lineRule="auto"/>
+        <w:rPr>
+          <w:sz w:val="28"/>
+        </w:rPr>
+      </w:pPr>
+    </w:p>
+    <w:p>
+      <w:pPr>
+        <w:spacing w:line="360" w:lineRule="auto"/>
+        <w:rPr>
+          <w:sz w:val="28"/>
+        </w:rPr>
+      </w:pPr>
+    </w:p>
+    <w:p>
+      <w:pPr>
+        <w:pStyle w:val="af"/>
         <w:numPr>
           <w:ilvl w:val="0"/>
           <w:numId w:val="1"/>
@@ -1932,14 +2221,35 @@
           <w:sz w:val="28"/>
         </w:rPr>
       </w:pPr>
-      <w:r>
-        <w:rPr>
-          <w:b/>
-          <w:bCs/>
-          <w:sz w:val="28"/>
-        </w:rPr>
-        <w:t>Трудности и вопросы</w:t>
-      </w:r>
+      <w:proofErr w:type="spellStart"/>
+      <w:r>
+        <w:rPr>
+          <w:b/>
+          <w:bCs/>
+          <w:sz w:val="28"/>
+        </w:rPr>
+        <w:lastRenderedPageBreak/>
+        <w:t>Трудности</w:t>
+      </w:r>
+      <w:proofErr w:type="spellEnd"/>
+      <w:r>
+        <w:rPr>
+          <w:b/>
+          <w:bCs/>
+          <w:sz w:val="28"/>
+        </w:rPr>
+        <w:t xml:space="preserve"> и </w:t>
+      </w:r>
+      <w:proofErr w:type="spellStart"/>
+      <w:r>
+        <w:rPr>
+          <w:b/>
+          <w:bCs/>
+          <w:sz w:val="28"/>
+        </w:rPr>
+        <w:t>вопросы</w:t>
+      </w:r>
+      <w:proofErr w:type="spellEnd"/>
     </w:p>
     <w:p>
       <w:pPr>
@@ -1947,39 +2257,17 @@
         <w:ind w:firstLine="360"/>
         <w:jc w:val="both"/>
         <w:rPr>
-          <w:rFonts w:hint="default"/>
-          <w:sz w:val="28"/>
-          <w:lang w:val="ru-RU"/>
-        </w:rPr>
-      </w:pPr>
-      <w:r>
-        <w:rPr>
-          <w:sz w:val="28"/>
-          <w:lang w:val="ru-RU"/>
-        </w:rPr>
-        <w:t>Наибольшую</w:t>
-      </w:r>
-      <w:r>
-        <w:rPr>
-          <w:rFonts w:hint="default"/>
-          <w:sz w:val="28"/>
-          <w:lang w:val="ru-RU"/>
-        </w:rPr>
-        <w:t xml:space="preserve"> с</w:t>
-      </w:r>
-      <w:bookmarkStart w:id="0" w:name="_GoBack"/>
-      <w:bookmarkEnd w:id="0"/>
-      <w:r>
-        <w:rPr>
-          <w:rFonts w:hint="default"/>
-          <w:sz w:val="28"/>
-          <w:lang w:val="ru-RU"/>
-        </w:rPr>
-        <w:t xml:space="preserve">ложность вызвала первичная кооперация для обмена файлами через репозиторий, необходимо было разобраться в каком порядке происходит локальное изменение, сохранение в облачном хранилище </w:t>
-      </w:r>
-      <w:r>
-        <w:rPr>
-          <w:rFonts w:hint="default"/>
+          <w:sz w:val="28"/>
+        </w:rPr>
+      </w:pPr>
+      <w:r>
+        <w:rPr>
+          <w:sz w:val="28"/>
+        </w:rPr>
+        <w:t xml:space="preserve">Наибольшую сложность вызвала первичная кооперация для обмена файлами через репозиторий, необходимо было разобраться в каком порядке происходит локальное изменение, сохранение в облачном хранилище </w:t>
+      </w:r>
+      <w:r>
+        <w:rPr>
           <w:sz w:val="28"/>
           <w:lang w:val="en-US"/>
         </w:rPr>
@@ -1987,9 +2275,7 @@
       </w:r>
       <w:r>
         <w:rPr>
-          <w:rFonts w:hint="default"/>
-          <w:sz w:val="28"/>
-          <w:lang w:val="ru-RU"/>
+          <w:sz w:val="28"/>
         </w:rPr>
         <w:t xml:space="preserve"> и загрузка изменений на устройства остальных участников</w:t>
       </w:r>
@@ -2000,9 +2286,7 @@
         <w:ind w:firstLine="360"/>
         <w:jc w:val="both"/>
         <w:rPr>
-          <w:rFonts w:hint="default"/>
-          <w:sz w:val="28"/>
-          <w:lang w:val="ru-RU"/>
+          <w:sz w:val="28"/>
         </w:rPr>
       </w:pPr>
     </w:p>
@@ -2012,16 +2296,12 @@
         <w:ind w:firstLine="360"/>
         <w:jc w:val="both"/>
         <w:rPr>
-          <w:rFonts w:hint="default"/>
-          <w:sz w:val="28"/>
-          <w:lang w:val="ru-RU"/>
-        </w:rPr>
-      </w:pPr>
-      <w:r>
-        <w:rPr>
-          <w:rFonts w:hint="default"/>
-          <w:sz w:val="28"/>
-          <w:lang w:val="ru-RU"/>
+          <w:sz w:val="28"/>
+        </w:rPr>
+      </w:pPr>
+      <w:r>
+        <w:rPr>
+          <w:sz w:val="28"/>
         </w:rPr>
         <w:t xml:space="preserve"> </w:t>
       </w:r>
@@ -2036,7 +2316,7 @@
     </w:p>
     <w:p>
       <w:pPr>
-        <w:pStyle w:val="13"/>
+        <w:pStyle w:val="af"/>
         <w:numPr>
           <w:ilvl w:val="0"/>
           <w:numId w:val="1"/>
@@ -2048,6 +2328,7 @@
           <w:sz w:val="28"/>
         </w:rPr>
       </w:pPr>
+      <w:proofErr w:type="spellStart"/>
       <w:r>
         <w:rPr>
           <w:b/>
@@ -2056,26 +2337,28 @@
         </w:rPr>
         <w:t>Приложения</w:t>
       </w:r>
-    </w:p>
-    <w:p>
-      <w:pPr>
-        <w:spacing w:line="360" w:lineRule="auto"/>
-        <w:rPr>
-          <w:sz w:val="28"/>
-        </w:rPr>
-      </w:pPr>
-    </w:p>
-    <w:p>
-      <w:pPr>
-        <w:spacing w:line="360" w:lineRule="auto"/>
-        <w:ind w:left="-1200" w:leftChars="-500" w:firstLine="0" w:firstLineChars="0"/>
+      <w:proofErr w:type="spellEnd"/>
+    </w:p>
+    <w:p>
+      <w:pPr>
+        <w:spacing w:line="360" w:lineRule="auto"/>
+        <w:rPr>
+          <w:sz w:val="28"/>
+        </w:rPr>
+      </w:pPr>
+    </w:p>
+    <w:p>
+      <w:pPr>
+        <w:spacing w:line="360" w:lineRule="auto"/>
+        <w:ind w:leftChars="177" w:left="425"/>
+        <w:jc w:val="center"/>
       </w:pPr>
       <w:r>
         <w:drawing>
-          <wp:inline distT="0" distB="0" distL="114300" distR="114300">
-            <wp:extent cx="7317740" cy="2917825"/>
-            <wp:effectExtent l="0" t="0" r="16510" b="15875"/>
-            <wp:docPr id="1" name="Изображение 1"/>
+          <wp:inline distT="0" distB="0" distL="0" distR="0" wp14:anchorId="7505F6E0" wp14:editId="56B1972D">
+            <wp:extent cx="6122035" cy="2103755"/>
+            <wp:effectExtent l="0" t="0" r="0" b="0"/>
+            <wp:docPr id="1" name="Рисунок 1"/>
             <wp:cNvGraphicFramePr>
               <a:graphicFrameLocks xmlns:a="http://schemas.openxmlformats.org/drawingml/2006/main" noChangeAspect="1"/>
             </wp:cNvGraphicFramePr>
@@ -2083,10 +2366,8 @@
               <a:graphicData uri="http://schemas.openxmlformats.org/drawingml/2006/picture">
                 <pic:pic xmlns:pic="http://schemas.openxmlformats.org/drawingml/2006/picture">
                   <pic:nvPicPr>
-                    <pic:cNvPr id="1" name="Изображение 1"/>
-                    <pic:cNvPicPr>
-                      <a:picLocks noChangeAspect="1"/>
-                    </pic:cNvPicPr>
+                    <pic:cNvPr id="1" name=""/>
+                    <pic:cNvPicPr/>
                   </pic:nvPicPr>
                   <pic:blipFill>
                     <a:blip r:embed="rId8"/>
@@ -2097,15 +2378,11 @@
                   <pic:spPr>
                     <a:xfrm>
                       <a:off x="0" y="0"/>
-                      <a:ext cx="7317740" cy="2917825"/>
+                      <a:ext cx="6122035" cy="2103755"/>
                     </a:xfrm>
                     <a:prstGeom prst="rect">
                       <a:avLst/>
                     </a:prstGeom>
-                    <a:noFill/>
-                    <a:ln>
-                      <a:noFill/>
-                    </a:ln>
                   </pic:spPr>
                 </pic:pic>
               </a:graphicData>
@@ -2117,33 +2394,27 @@
     <w:p>
       <w:pPr>
         <w:spacing w:line="360" w:lineRule="auto"/>
-        <w:ind w:left="-1200" w:leftChars="-500" w:firstLine="0" w:firstLineChars="0"/>
+        <w:ind w:leftChars="177" w:left="425"/>
         <w:jc w:val="center"/>
         <w:rPr>
-          <w:rFonts w:hint="default"/>
-          <w:lang w:val="ru-RU"/>
-        </w:rPr>
-      </w:pPr>
-      <w:r>
-        <w:rPr>
-          <w:lang w:val="ru-RU"/>
-        </w:rPr>
-        <w:t>Рисунок</w:t>
-      </w:r>
-      <w:r>
-        <w:rPr>
-          <w:rFonts w:hint="default"/>
-          <w:lang w:val="ru-RU"/>
-        </w:rPr>
-        <w:t xml:space="preserve"> 1. Состояние и история изменений репозитория на данный момент</w:t>
+          <w:sz w:val="28"/>
+          <w:szCs w:val="28"/>
+        </w:rPr>
+      </w:pPr>
+      <w:r>
+        <w:rPr>
+          <w:sz w:val="28"/>
+          <w:szCs w:val="28"/>
+        </w:rPr>
+        <w:t>Рисунок 1. Состояние и история изменений репозитория на данный момент</w:t>
       </w:r>
     </w:p>
     <w:sectPr>
-      <w:footerReference r:id="rId5" w:type="default"/>
-      <w:footerReference r:id="rId6" w:type="even"/>
+      <w:footerReference w:type="even" r:id="rId9"/>
+      <w:footerReference w:type="default" r:id="rId10"/>
       <w:pgSz w:w="11910" w:h="16840"/>
       <w:pgMar w:top="1134" w:right="851" w:bottom="1134" w:left="1418" w:header="720" w:footer="720" w:gutter="0"/>
-      <w:cols w:space="720" w:num="1"/>
+      <w:cols w:space="720"/>
       <w:titlePg/>
     </w:sectPr>
   </w:body>
@@ -2151,22 +2422,16 @@
 </file>
 
 <file path=word/endnotes.xml><?xml version="1.0" encoding="utf-8"?>
-<w:endnotes xmlns:wpc="http://schemas.microsoft.com/office/word/2010/wordprocessingCanvas" xmlns:mc="http://schemas.openxmlformats.org/markup-compatibility/2006" xmlns:o="urn:schemas-microsoft-com:office:office" xmlns:r="http://schemas.openxmlformats.org/officeDocument/2006/relationships" xmlns:m="http://schemas.openxmlformats.org/officeDocument/2006/math" xmlns:v="urn:schemas-microsoft-com:vml" xmlns:wp14="http://schemas.microsoft.com/office/word/2010/wordprocessingDrawing" xmlns:wp="http://schemas.openxmlformats.org/drawingml/2006/wordprocessingDrawing" xmlns:w="http://schemas.openxmlformats.org/wordprocessingml/2006/main" xmlns:w14="http://schemas.microsoft.com/office/word/2010/wordml" xmlns:w15="http://schemas.microsoft.com/office/word/2012/wordml" xmlns:w10="urn:schemas-microsoft-com:office:word" xmlns:wpg="http://schemas.microsoft.com/office/word/2010/wordprocessingGroup" xmlns:wpi="http://schemas.microsoft.com/office/word/2010/wordprocessingInk" xmlns:wne="http://schemas.microsoft.com/office/word/2006/wordml" xmlns:wps="http://schemas.microsoft.com/office/word/2010/wordprocessingShape" xmlns:wpsCustomData="http://www.wps.cn/officeDocument/2013/wpsCustomData" mc:Ignorable="w14 w15 wp14">
-  <w:endnote w:type="separator" w:id="0">
-    <w:p>
-      <w:pPr>
-        <w:spacing w:line="240" w:lineRule="auto"/>
-      </w:pPr>
+<w:endnotes xmlns:wpc="http://schemas.microsoft.com/office/word/2010/wordprocessingCanvas" xmlns:cx="http://schemas.microsoft.com/office/drawing/2014/chartex" xmlns:cx1="http://schemas.microsoft.com/office/drawing/2015/9/8/chartex" xmlns:cx2="http://schemas.microsoft.com/office/drawing/2015/10/21/chartex" xmlns:cx3="http://schemas.microsoft.com/office/drawing/2016/5/9/chartex" xmlns:cx4="http://schemas.microsoft.com/office/drawing/2016/5/10/chartex" xmlns:cx5="http://schemas.microsoft.com/office/drawing/2016/5/11/chartex" xmlns:cx6="http://schemas.microsoft.com/office/drawing/2016/5/12/chartex" xmlns:cx7="http://schemas.microsoft.com/office/drawing/2016/5/13/chartex" xmlns:cx8="http://schemas.microsoft.com/office/drawing/2016/5/14/chartex" xmlns:mc="http://schemas.openxmlformats.org/markup-compatibility/2006" xmlns:aink="http://schemas.microsoft.com/office/drawing/2016/ink" xmlns:am3d="http://schemas.microsoft.com/office/drawing/2017/model3d" xmlns:o="urn:schemas-microsoft-com:office:office" xmlns:oel="http://schemas.microsoft.com/office/2019/extlst" xmlns:r="http://schemas.openxmlformats.org/officeDocument/2006/relationships" xmlns:m="http://schemas.openxmlformats.org/officeDocument/2006/math" xmlns:v="urn:schemas-microsoft-com:vml" xmlns:wp14="http://schemas.microsoft.com/office/word/2010/wordprocessingDrawing" xmlns:wp="http://schemas.openxmlformats.org/drawingml/2006/wordprocessingDrawing" xmlns:w10="urn:schemas-microsoft-com:office:word" xmlns:w="http://schemas.openxmlformats.org/wordprocessingml/2006/main" xmlns:w14="http://schemas.microsoft.com/office/word/2010/wordml" xmlns:w15="http://schemas.microsoft.com/office/word/2012/wordml" xmlns:w16cex="http://schemas.microsoft.com/office/word/2018/wordml/cex" xmlns:w16cid="http://schemas.microsoft.com/office/word/2016/wordml/cid" xmlns:w16="http://schemas.microsoft.com/office/word/2018/wordml" xmlns:w16sdtdh="http://schemas.microsoft.com/office/word/2020/wordml/sdtdatahash" xmlns:w16se="http://schemas.microsoft.com/office/word/2015/wordml/symex" xmlns:wpg="http://schemas.microsoft.com/office/word/2010/wordprocessingGroup" xmlns:wpi="http://schemas.microsoft.com/office/word/2010/wordprocessingInk" xmlns:wne="http://schemas.microsoft.com/office/word/2006/wordml" xmlns:wps="http://schemas.microsoft.com/office/word/2010/wordprocessingShape" mc:Ignorable="w14 w15 w16se w16cid w16 w16cex w16sdtdh wp14">
+  <w:endnote w:type="separator" w:id="-1">
+    <w:p>
       <w:r>
         <w:separator/>
       </w:r>
     </w:p>
   </w:endnote>
-  <w:endnote w:type="continuationSeparator" w:id="1">
-    <w:p>
-      <w:pPr>
-        <w:spacing w:line="240" w:lineRule="auto"/>
-      </w:pPr>
+  <w:endnote w:type="continuationSeparator" w:id="0">
+    <w:p>
       <w:r>
         <w:continuationSeparator/>
       </w:r>
@@ -2176,58 +2441,47 @@
 </file>
 
 <file path=word/footer1.xml><?xml version="1.0" encoding="utf-8"?>
-<w:ftr xmlns:wpc="http://schemas.microsoft.com/office/word/2010/wordprocessingCanvas" xmlns:mc="http://schemas.openxmlformats.org/markup-compatibility/2006" xmlns:o="urn:schemas-microsoft-com:office:office" xmlns:r="http://schemas.openxmlformats.org/officeDocument/2006/relationships" xmlns:m="http://schemas.openxmlformats.org/officeDocument/2006/math" xmlns:v="urn:schemas-microsoft-com:vml" xmlns:wp14="http://schemas.microsoft.com/office/word/2010/wordprocessingDrawing" xmlns:wp="http://schemas.openxmlformats.org/drawingml/2006/wordprocessingDrawing" xmlns:w10="urn:schemas-microsoft-com:office:word" xmlns:w="http://schemas.openxmlformats.org/wordprocessingml/2006/main" xmlns:w14="http://schemas.microsoft.com/office/word/2010/wordml" xmlns:w15="http://schemas.microsoft.com/office/word/2012/wordml" xmlns:wpg="http://schemas.microsoft.com/office/word/2010/wordprocessingGroup" xmlns:wpi="http://schemas.microsoft.com/office/word/2010/wordprocessingInk" xmlns:wne="http://schemas.microsoft.com/office/word/2006/wordml" xmlns:wps="http://schemas.microsoft.com/office/word/2010/wordprocessingShape" xmlns:wpsCustomData="http://www.wps.cn/officeDocument/2013/wpsCustomData" mc:Ignorable="w14 w15 wp14">
+<w:ftr xmlns:wpc="http://schemas.microsoft.com/office/word/2010/wordprocessingCanvas" xmlns:cx="http://schemas.microsoft.com/office/drawing/2014/chartex" xmlns:cx1="http://schemas.microsoft.com/office/drawing/2015/9/8/chartex" xmlns:cx2="http://schemas.microsoft.com/office/drawing/2015/10/21/chartex" xmlns:cx3="http://schemas.microsoft.com/office/drawing/2016/5/9/chartex" xmlns:cx4="http://schemas.microsoft.com/office/drawing/2016/5/10/chartex" xmlns:cx5="http://schemas.microsoft.com/office/drawing/2016/5/11/chartex" xmlns:cx6="http://schemas.microsoft.com/office/drawing/2016/5/12/chartex" xmlns:cx7="http://schemas.microsoft.com/office/drawing/2016/5/13/chartex" xmlns:cx8="http://schemas.microsoft.com/office/drawing/2016/5/14/chartex" xmlns:mc="http://schemas.openxmlformats.org/markup-compatibility/2006" xmlns:aink="http://schemas.microsoft.com/office/drawing/2016/ink" xmlns:am3d="http://schemas.microsoft.com/office/drawing/2017/model3d" xmlns:o="urn:schemas-microsoft-com:office:office" xmlns:oel="http://schemas.microsoft.com/office/2019/extlst" xmlns:r="http://schemas.openxmlformats.org/officeDocument/2006/relationships" xmlns:m="http://schemas.openxmlformats.org/officeDocument/2006/math" xmlns:v="urn:schemas-microsoft-com:vml" xmlns:wp14="http://schemas.microsoft.com/office/word/2010/wordprocessingDrawing" xmlns:wp="http://schemas.openxmlformats.org/drawingml/2006/wordprocessingDrawing" xmlns:w10="urn:schemas-microsoft-com:office:word" xmlns:w="http://schemas.openxmlformats.org/wordprocessingml/2006/main" xmlns:w14="http://schemas.microsoft.com/office/word/2010/wordml" xmlns:w15="http://schemas.microsoft.com/office/word/2012/wordml" xmlns:w16cex="http://schemas.microsoft.com/office/word/2018/wordml/cex" xmlns:w16cid="http://schemas.microsoft.com/office/word/2016/wordml/cid" xmlns:w16="http://schemas.microsoft.com/office/word/2018/wordml" xmlns:w16sdtdh="http://schemas.microsoft.com/office/word/2020/wordml/sdtdatahash" xmlns:w16se="http://schemas.microsoft.com/office/word/2015/wordml/symex" xmlns:wpg="http://schemas.microsoft.com/office/word/2010/wordprocessingGroup" xmlns:wpi="http://schemas.microsoft.com/office/word/2010/wordprocessingInk" xmlns:wne="http://schemas.microsoft.com/office/word/2006/wordml" xmlns:wps="http://schemas.microsoft.com/office/word/2010/wordprocessingShape" mc:Ignorable="w14 w15 w16se w16cid w16 w16cex w16sdtdh wp14">
   <w:sdt>
     <w:sdtPr>
       <w:rPr>
-        <w:rStyle w:val="5"/>
+        <w:rStyle w:val="a4"/>
       </w:rPr>
-      <w:id w:val="689118653"/>
+      <w:id w:val="-1403529238"/>
       <w:docPartObj>
         <w:docPartGallery w:val="AutoText"/>
       </w:docPartObj>
     </w:sdtPr>
-    <w:sdtEndPr>
-      <w:rPr>
-        <w:rStyle w:val="5"/>
-      </w:rPr>
-    </w:sdtEndPr>
     <w:sdtContent>
       <w:p>
         <w:pPr>
-          <w:pStyle w:val="10"/>
+          <w:pStyle w:val="ac"/>
           <w:framePr w:wrap="auto" w:vAnchor="text" w:hAnchor="margin" w:xAlign="center" w:y="1"/>
           <w:rPr>
-            <w:rStyle w:val="5"/>
+            <w:rStyle w:val="a4"/>
           </w:rPr>
         </w:pPr>
         <w:r>
           <w:rPr>
-            <w:rStyle w:val="5"/>
+            <w:rStyle w:val="a4"/>
           </w:rPr>
           <w:fldChar w:fldCharType="begin"/>
         </w:r>
         <w:r>
           <w:rPr>
-            <w:rStyle w:val="5"/>
+            <w:rStyle w:val="a4"/>
           </w:rPr>
           <w:instrText xml:space="preserve"> PAGE </w:instrText>
         </w:r>
         <w:r>
           <w:rPr>
-            <w:rStyle w:val="5"/>
+            <w:rStyle w:val="a4"/>
           </w:rPr>
           <w:fldChar w:fldCharType="separate"/>
         </w:r>
         <w:r>
           <w:rPr>
-            <w:rStyle w:val="5"/>
-          </w:rPr>
-          <w:t>2</w:t>
-        </w:r>
-        <w:r>
-          <w:rPr>
-            <w:rStyle w:val="5"/>
+            <w:rStyle w:val="a4"/>
           </w:rPr>
           <w:fldChar w:fldCharType="end"/>
         </w:r>
@@ -2236,7 +2490,7 @@
   </w:sdt>
   <w:p>
     <w:pPr>
-      <w:pStyle w:val="10"/>
+      <w:pStyle w:val="ac"/>
       <w:ind w:right="360"/>
     </w:pPr>
   </w:p>
@@ -2244,52 +2498,53 @@
 </file>
 
 <file path=word/footer2.xml><?xml version="1.0" encoding="utf-8"?>
-<w:ftr xmlns:wpc="http://schemas.microsoft.com/office/word/2010/wordprocessingCanvas" xmlns:mc="http://schemas.openxmlformats.org/markup-compatibility/2006" xmlns:o="urn:schemas-microsoft-com:office:office" xmlns:r="http://schemas.openxmlformats.org/officeDocument/2006/relationships" xmlns:m="http://schemas.openxmlformats.org/officeDocument/2006/math" xmlns:v="urn:schemas-microsoft-com:vml" xmlns:wp14="http://schemas.microsoft.com/office/word/2010/wordprocessingDrawing" xmlns:wp="http://schemas.openxmlformats.org/drawingml/2006/wordprocessingDrawing" xmlns:w10="urn:schemas-microsoft-com:office:word" xmlns:w="http://schemas.openxmlformats.org/wordprocessingml/2006/main" xmlns:w14="http://schemas.microsoft.com/office/word/2010/wordml" xmlns:w15="http://schemas.microsoft.com/office/word/2012/wordml" xmlns:wpg="http://schemas.microsoft.com/office/word/2010/wordprocessingGroup" xmlns:wpi="http://schemas.microsoft.com/office/word/2010/wordprocessingInk" xmlns:wne="http://schemas.microsoft.com/office/word/2006/wordml" xmlns:wps="http://schemas.microsoft.com/office/word/2010/wordprocessingShape" xmlns:wpsCustomData="http://www.wps.cn/officeDocument/2013/wpsCustomData" mc:Ignorable="w14 w15 wp14">
+<w:ftr xmlns:wpc="http://schemas.microsoft.com/office/word/2010/wordprocessingCanvas" xmlns:cx="http://schemas.microsoft.com/office/drawing/2014/chartex" xmlns:cx1="http://schemas.microsoft.com/office/drawing/2015/9/8/chartex" xmlns:cx2="http://schemas.microsoft.com/office/drawing/2015/10/21/chartex" xmlns:cx3="http://schemas.microsoft.com/office/drawing/2016/5/9/chartex" xmlns:cx4="http://schemas.microsoft.com/office/drawing/2016/5/10/chartex" xmlns:cx5="http://schemas.microsoft.com/office/drawing/2016/5/11/chartex" xmlns:cx6="http://schemas.microsoft.com/office/drawing/2016/5/12/chartex" xmlns:cx7="http://schemas.microsoft.com/office/drawing/2016/5/13/chartex" xmlns:cx8="http://schemas.microsoft.com/office/drawing/2016/5/14/chartex" xmlns:mc="http://schemas.openxmlformats.org/markup-compatibility/2006" xmlns:aink="http://schemas.microsoft.com/office/drawing/2016/ink" xmlns:am3d="http://schemas.microsoft.com/office/drawing/2017/model3d" xmlns:o="urn:schemas-microsoft-com:office:office" xmlns:oel="http://schemas.microsoft.com/office/2019/extlst" xmlns:r="http://schemas.openxmlformats.org/officeDocument/2006/relationships" xmlns:m="http://schemas.openxmlformats.org/officeDocument/2006/math" xmlns:v="urn:schemas-microsoft-com:vml" xmlns:wp14="http://schemas.microsoft.com/office/word/2010/wordprocessingDrawing" xmlns:wp="http://schemas.openxmlformats.org/drawingml/2006/wordprocessingDrawing" xmlns:w10="urn:schemas-microsoft-com:office:word" xmlns:w="http://schemas.openxmlformats.org/wordprocessingml/2006/main" xmlns:w14="http://schemas.microsoft.com/office/word/2010/wordml" xmlns:w15="http://schemas.microsoft.com/office/word/2012/wordml" xmlns:w16cex="http://schemas.microsoft.com/office/word/2018/wordml/cex" xmlns:w16cid="http://schemas.microsoft.com/office/word/2016/wordml/cid" xmlns:w16="http://schemas.microsoft.com/office/word/2018/wordml" xmlns:w16sdtdh="http://schemas.microsoft.com/office/word/2020/wordml/sdtdatahash" xmlns:w16se="http://schemas.microsoft.com/office/word/2015/wordml/symex" xmlns:wpg="http://schemas.microsoft.com/office/word/2010/wordprocessingGroup" xmlns:wpi="http://schemas.microsoft.com/office/word/2010/wordprocessingInk" xmlns:wne="http://schemas.microsoft.com/office/word/2006/wordml" xmlns:wps="http://schemas.microsoft.com/office/word/2010/wordprocessingShape" mc:Ignorable="w14 w15 w16se w16cid w16 w16cex w16sdtdh wp14">
   <w:sdt>
     <w:sdtPr>
       <w:rPr>
-        <w:rStyle w:val="5"/>
+        <w:rStyle w:val="a4"/>
       </w:rPr>
-      <w:id w:val="-1403529238"/>
+      <w:id w:val="689118653"/>
       <w:docPartObj>
         <w:docPartGallery w:val="AutoText"/>
       </w:docPartObj>
     </w:sdtPr>
-    <w:sdtEndPr>
-      <w:rPr>
-        <w:rStyle w:val="5"/>
-      </w:rPr>
-    </w:sdtEndPr>
     <w:sdtContent>
       <w:p>
         <w:pPr>
-          <w:pStyle w:val="10"/>
+          <w:pStyle w:val="ac"/>
           <w:framePr w:wrap="auto" w:vAnchor="text" w:hAnchor="margin" w:xAlign="center" w:y="1"/>
           <w:rPr>
-            <w:rStyle w:val="5"/>
+            <w:rStyle w:val="a4"/>
           </w:rPr>
         </w:pPr>
         <w:r>
           <w:rPr>
-            <w:rStyle w:val="5"/>
+            <w:rStyle w:val="a4"/>
           </w:rPr>
           <w:fldChar w:fldCharType="begin"/>
         </w:r>
         <w:r>
           <w:rPr>
-            <w:rStyle w:val="5"/>
+            <w:rStyle w:val="a4"/>
           </w:rPr>
           <w:instrText xml:space="preserve"> PAGE </w:instrText>
         </w:r>
         <w:r>
           <w:rPr>
-            <w:rStyle w:val="5"/>
+            <w:rStyle w:val="a4"/>
           </w:rPr>
           <w:fldChar w:fldCharType="separate"/>
         </w:r>
         <w:r>
           <w:rPr>
-            <w:rStyle w:val="5"/>
+            <w:rStyle w:val="a4"/>
+          </w:rPr>
+          <w:t>2</w:t>
+        </w:r>
+        <w:r>
+          <w:rPr>
+            <w:rStyle w:val="a4"/>
           </w:rPr>
           <w:fldChar w:fldCharType="end"/>
         </w:r>
@@ -2298,7 +2553,7 @@
   </w:sdt>
   <w:p>
     <w:pPr>
-      <w:pStyle w:val="10"/>
+      <w:pStyle w:val="ac"/>
       <w:ind w:right="360"/>
     </w:pPr>
   </w:p>
@@ -2306,22 +2561,16 @@
 </file>
 
 <file path=word/footnotes.xml><?xml version="1.0" encoding="utf-8"?>
-<w:footnotes xmlns:wpc="http://schemas.microsoft.com/office/word/2010/wordprocessingCanvas" xmlns:mc="http://schemas.openxmlformats.org/markup-compatibility/2006" xmlns:o="urn:schemas-microsoft-com:office:office" xmlns:r="http://schemas.openxmlformats.org/officeDocument/2006/relationships" xmlns:m="http://schemas.openxmlformats.org/officeDocument/2006/math" xmlns:v="urn:schemas-microsoft-com:vml" xmlns:wp14="http://schemas.microsoft.com/office/word/2010/wordprocessingDrawing" xmlns:wp="http://schemas.openxmlformats.org/drawingml/2006/wordprocessingDrawing" xmlns:w="http://schemas.openxmlformats.org/wordprocessingml/2006/main" xmlns:w14="http://schemas.microsoft.com/office/word/2010/wordml" xmlns:w15="http://schemas.microsoft.com/office/word/2012/wordml" xmlns:w10="urn:schemas-microsoft-com:office:word" xmlns:wpg="http://schemas.microsoft.com/office/word/2010/wordprocessingGroup" xmlns:wpi="http://schemas.microsoft.com/office/word/2010/wordprocessingInk" xmlns:wne="http://schemas.microsoft.com/office/word/2006/wordml" xmlns:wps="http://schemas.microsoft.com/office/word/2010/wordprocessingShape" xmlns:wpsCustomData="http://www.wps.cn/officeDocument/2013/wpsCustomData" mc:Ignorable="w14 w15 wp14">
-  <w:footnote w:type="separator" w:id="0">
-    <w:p>
-      <w:pPr>
-        <w:spacing w:before="0" w:after="0" w:line="240" w:lineRule="auto"/>
-      </w:pPr>
+<w:footnotes xmlns:wpc="http://schemas.microsoft.com/office/word/2010/wordprocessingCanvas" xmlns:cx="http://schemas.microsoft.com/office/drawing/2014/chartex" xmlns:cx1="http://schemas.microsoft.com/office/drawing/2015/9/8/chartex" xmlns:cx2="http://schemas.microsoft.com/office/drawing/2015/10/21/chartex" xmlns:cx3="http://schemas.microsoft.com/office/drawing/2016/5/9/chartex" xmlns:cx4="http://schemas.microsoft.com/office/drawing/2016/5/10/chartex" xmlns:cx5="http://schemas.microsoft.com/office/drawing/2016/5/11/chartex" xmlns:cx6="http://schemas.microsoft.com/office/drawing/2016/5/12/chartex" xmlns:cx7="http://schemas.microsoft.com/office/drawing/2016/5/13/chartex" xmlns:cx8="http://schemas.microsoft.com/office/drawing/2016/5/14/chartex" xmlns:mc="http://schemas.openxmlformats.org/markup-compatibility/2006" xmlns:aink="http://schemas.microsoft.com/office/drawing/2016/ink" xmlns:am3d="http://schemas.microsoft.com/office/drawing/2017/model3d" xmlns:o="urn:schemas-microsoft-com:office:office" xmlns:oel="http://schemas.microsoft.com/office/2019/extlst" xmlns:r="http://schemas.openxmlformats.org/officeDocument/2006/relationships" xmlns:m="http://schemas.openxmlformats.org/officeDocument/2006/math" xmlns:v="urn:schemas-microsoft-com:vml" xmlns:wp14="http://schemas.microsoft.com/office/word/2010/wordprocessingDrawing" xmlns:wp="http://schemas.openxmlformats.org/drawingml/2006/wordprocessingDrawing" xmlns:w10="urn:schemas-microsoft-com:office:word" xmlns:w="http://schemas.openxmlformats.org/wordprocessingml/2006/main" xmlns:w14="http://schemas.microsoft.com/office/word/2010/wordml" xmlns:w15="http://schemas.microsoft.com/office/word/2012/wordml" xmlns:w16cex="http://schemas.microsoft.com/office/word/2018/wordml/cex" xmlns:w16cid="http://schemas.microsoft.com/office/word/2016/wordml/cid" xmlns:w16="http://schemas.microsoft.com/office/word/2018/wordml" xmlns:w16sdtdh="http://schemas.microsoft.com/office/word/2020/wordml/sdtdatahash" xmlns:w16se="http://schemas.microsoft.com/office/word/2015/wordml/symex" xmlns:wpg="http://schemas.microsoft.com/office/word/2010/wordprocessingGroup" xmlns:wpi="http://schemas.microsoft.com/office/word/2010/wordprocessingInk" xmlns:wne="http://schemas.microsoft.com/office/word/2006/wordml" xmlns:wps="http://schemas.microsoft.com/office/word/2010/wordprocessingShape" mc:Ignorable="w14 w15 w16se w16cid w16 w16cex w16sdtdh wp14">
+  <w:footnote w:type="separator" w:id="-1">
+    <w:p>
       <w:r>
         <w:separator/>
       </w:r>
     </w:p>
   </w:footnote>
-  <w:footnote w:type="continuationSeparator" w:id="1">
-    <w:p>
-      <w:pPr>
-        <w:spacing w:before="0" w:after="0" w:line="240" w:lineRule="auto"/>
-      </w:pPr>
+  <w:footnote w:type="continuationSeparator" w:id="0">
+    <w:p>
       <w:r>
         <w:continuationSeparator/>
       </w:r>
@@ -2331,12 +2580,12 @@
 </file>
 
 <file path=word/numbering.xml><?xml version="1.0" encoding="utf-8"?>
-<w:numbering xmlns:wpc="http://schemas.microsoft.com/office/word/2010/wordprocessingCanvas" xmlns:mc="http://schemas.openxmlformats.org/markup-compatibility/2006" xmlns:o="urn:schemas-microsoft-com:office:office" xmlns:r="http://schemas.openxmlformats.org/officeDocument/2006/relationships" xmlns:m="http://schemas.openxmlformats.org/officeDocument/2006/math" xmlns:v="urn:schemas-microsoft-com:vml" xmlns:wp14="http://schemas.microsoft.com/office/word/2010/wordprocessingDrawing" xmlns:wp="http://schemas.openxmlformats.org/drawingml/2006/wordprocessingDrawing" xmlns:w10="urn:schemas-microsoft-com:office:word" xmlns:w="http://schemas.openxmlformats.org/wordprocessingml/2006/main" xmlns:w14="http://schemas.microsoft.com/office/word/2010/wordml" xmlns:wpg="http://schemas.microsoft.com/office/word/2010/wordprocessingGroup" xmlns:wpi="http://schemas.microsoft.com/office/word/2010/wordprocessingInk" xmlns:wne="http://schemas.microsoft.com/office/word/2006/wordml" xmlns:wps="http://schemas.microsoft.com/office/word/2010/wordprocessingShape" xmlns:wpsCustomData="http://www.wps.cn/officeDocument/2013/wpsCustomData" mc:Ignorable="w14 wp14">
-  <w:abstractNum w:abstractNumId="0">
+<w:numbering xmlns:wpc="http://schemas.microsoft.com/office/word/2010/wordprocessingCanvas" xmlns:cx="http://schemas.microsoft.com/office/drawing/2014/chartex" xmlns:cx1="http://schemas.microsoft.com/office/drawing/2015/9/8/chartex" xmlns:cx2="http://schemas.microsoft.com/office/drawing/2015/10/21/chartex" xmlns:cx3="http://schemas.microsoft.com/office/drawing/2016/5/9/chartex" xmlns:cx4="http://schemas.microsoft.com/office/drawing/2016/5/10/chartex" xmlns:cx5="http://schemas.microsoft.com/office/drawing/2016/5/11/chartex" xmlns:cx6="http://schemas.microsoft.com/office/drawing/2016/5/12/chartex" xmlns:cx7="http://schemas.microsoft.com/office/drawing/2016/5/13/chartex" xmlns:cx8="http://schemas.microsoft.com/office/drawing/2016/5/14/chartex" xmlns:mc="http://schemas.openxmlformats.org/markup-compatibility/2006" xmlns:aink="http://schemas.microsoft.com/office/drawing/2016/ink" xmlns:am3d="http://schemas.microsoft.com/office/drawing/2017/model3d" xmlns:o="urn:schemas-microsoft-com:office:office" xmlns:oel="http://schemas.microsoft.com/office/2019/extlst" xmlns:r="http://schemas.openxmlformats.org/officeDocument/2006/relationships" xmlns:m="http://schemas.openxmlformats.org/officeDocument/2006/math" xmlns:v="urn:schemas-microsoft-com:vml" xmlns:wp14="http://schemas.microsoft.com/office/word/2010/wordprocessingDrawing" xmlns:wp="http://schemas.openxmlformats.org/drawingml/2006/wordprocessingDrawing" xmlns:w10="urn:schemas-microsoft-com:office:word" xmlns:w="http://schemas.openxmlformats.org/wordprocessingml/2006/main" xmlns:w14="http://schemas.microsoft.com/office/word/2010/wordml" xmlns:w15="http://schemas.microsoft.com/office/word/2012/wordml" xmlns:w16cex="http://schemas.microsoft.com/office/word/2018/wordml/cex" xmlns:w16cid="http://schemas.microsoft.com/office/word/2016/wordml/cid" xmlns:w16="http://schemas.microsoft.com/office/word/2018/wordml" xmlns:w16sdtdh="http://schemas.microsoft.com/office/word/2020/wordml/sdtdatahash" xmlns:w16se="http://schemas.microsoft.com/office/word/2015/wordml/symex" xmlns:wpg="http://schemas.microsoft.com/office/word/2010/wordprocessingGroup" xmlns:wpi="http://schemas.microsoft.com/office/word/2010/wordprocessingInk" xmlns:wne="http://schemas.microsoft.com/office/word/2006/wordml" xmlns:wps="http://schemas.microsoft.com/office/word/2010/wordprocessingShape" mc:Ignorable="w14 w15 w16se w16cid w16 w16cex w16sdtdh wp14">
+  <w:abstractNum w:abstractNumId="0" w15:restartNumberingAfterBreak="0">
     <w:nsid w:val="01F372DC"/>
     <w:multiLevelType w:val="multilevel"/>
     <w:tmpl w:val="01F372DC"/>
-    <w:lvl w:ilvl="0" w:tentative="0">
+    <w:lvl w:ilvl="0">
       <w:start w:val="1"/>
       <w:numFmt w:val="decimal"/>
       <w:lvlText w:val="%1."/>
@@ -2345,7 +2594,7 @@
         <w:ind w:left="1494" w:hanging="360"/>
       </w:pPr>
     </w:lvl>
-    <w:lvl w:ilvl="1" w:tentative="0">
+    <w:lvl w:ilvl="1">
       <w:start w:val="1"/>
       <w:numFmt w:val="decimal"/>
       <w:lvlText w:val="%1.%2."/>
@@ -2354,7 +2603,7 @@
         <w:ind w:left="792" w:hanging="432"/>
       </w:pPr>
     </w:lvl>
-    <w:lvl w:ilvl="2" w:tentative="0">
+    <w:lvl w:ilvl="2">
       <w:start w:val="1"/>
       <w:numFmt w:val="decimal"/>
       <w:lvlText w:val="%1.%2.%3."/>
@@ -2363,7 +2612,7 @@
         <w:ind w:left="1224" w:hanging="504"/>
       </w:pPr>
     </w:lvl>
-    <w:lvl w:ilvl="3" w:tentative="0">
+    <w:lvl w:ilvl="3">
       <w:start w:val="1"/>
       <w:numFmt w:val="decimal"/>
       <w:lvlText w:val="%1.%2.%3.%4."/>
@@ -2372,7 +2621,7 @@
         <w:ind w:left="1728" w:hanging="648"/>
       </w:pPr>
     </w:lvl>
-    <w:lvl w:ilvl="4" w:tentative="0">
+    <w:lvl w:ilvl="4">
       <w:start w:val="1"/>
       <w:numFmt w:val="decimal"/>
       <w:lvlText w:val="%1.%2.%3.%4.%5."/>
@@ -2381,7 +2630,7 @@
         <w:ind w:left="2232" w:hanging="792"/>
       </w:pPr>
     </w:lvl>
-    <w:lvl w:ilvl="5" w:tentative="0">
+    <w:lvl w:ilvl="5">
       <w:start w:val="1"/>
       <w:numFmt w:val="decimal"/>
       <w:lvlText w:val="%1.%2.%3.%4.%5.%6."/>
@@ -2390,7 +2639,7 @@
         <w:ind w:left="2736" w:hanging="936"/>
       </w:pPr>
     </w:lvl>
-    <w:lvl w:ilvl="6" w:tentative="0">
+    <w:lvl w:ilvl="6">
       <w:start w:val="1"/>
       <w:numFmt w:val="decimal"/>
       <w:lvlText w:val="%1.%2.%3.%4.%5.%6.%7."/>
@@ -2399,7 +2648,7 @@
         <w:ind w:left="3240" w:hanging="1080"/>
       </w:pPr>
     </w:lvl>
-    <w:lvl w:ilvl="7" w:tentative="0">
+    <w:lvl w:ilvl="7">
       <w:start w:val="1"/>
       <w:numFmt w:val="decimal"/>
       <w:lvlText w:val="%1.%2.%3.%4.%5.%6.%7.%8."/>
@@ -2408,7 +2657,7 @@
         <w:ind w:left="3744" w:hanging="1224"/>
       </w:pPr>
     </w:lvl>
-    <w:lvl w:ilvl="8" w:tentative="0">
+    <w:lvl w:ilvl="8">
       <w:start w:val="1"/>
       <w:numFmt w:val="decimal"/>
       <w:lvlText w:val="%1.%2.%3.%4.%5.%6.%7.%8.%9."/>
@@ -2418,11 +2667,11 @@
       </w:pPr>
     </w:lvl>
   </w:abstractNum>
-  <w:abstractNum w:abstractNumId="1">
+  <w:abstractNum w:abstractNumId="1" w15:restartNumberingAfterBreak="0">
     <w:nsid w:val="08A01303"/>
     <w:multiLevelType w:val="multilevel"/>
     <w:tmpl w:val="08A01303"/>
-    <w:lvl w:ilvl="0" w:tentative="0">
+    <w:lvl w:ilvl="0">
       <w:start w:val="1"/>
       <w:numFmt w:val="bullet"/>
       <w:lvlText w:val=""/>
@@ -2431,10 +2680,10 @@
         <w:ind w:left="643" w:hanging="360"/>
       </w:pPr>
       <w:rPr>
-        <w:rFonts w:hint="default" w:ascii="Symbol" w:hAnsi="Symbol" w:eastAsia="Times New Roman" w:cs="Times New Roman"/>
+        <w:rFonts w:ascii="Symbol" w:eastAsia="Times New Roman" w:hAnsi="Symbol" w:cs="Times New Roman" w:hint="default"/>
       </w:rPr>
     </w:lvl>
-    <w:lvl w:ilvl="1" w:tentative="0">
+    <w:lvl w:ilvl="1">
       <w:start w:val="1"/>
       <w:numFmt w:val="bullet"/>
       <w:lvlText w:val="o"/>
@@ -2443,10 +2692,10 @@
         <w:ind w:left="1658" w:hanging="360"/>
       </w:pPr>
       <w:rPr>
-        <w:rFonts w:hint="default" w:ascii="Courier New" w:hAnsi="Courier New" w:cs="Courier New"/>
+        <w:rFonts w:ascii="Courier New" w:hAnsi="Courier New" w:cs="Courier New" w:hint="default"/>
       </w:rPr>
     </w:lvl>
-    <w:lvl w:ilvl="2" w:tentative="0">
+    <w:lvl w:ilvl="2">
       <w:start w:val="1"/>
       <w:numFmt w:val="bullet"/>
       <w:lvlText w:val=""/>
@@ -2455,10 +2704,10 @@
         <w:ind w:left="2378" w:hanging="360"/>
       </w:pPr>
       <w:rPr>
-        <w:rFonts w:hint="default" w:ascii="Wingdings" w:hAnsi="Wingdings"/>
+        <w:rFonts w:ascii="Wingdings" w:hAnsi="Wingdings" w:hint="default"/>
       </w:rPr>
     </w:lvl>
-    <w:lvl w:ilvl="3" w:tentative="0">
+    <w:lvl w:ilvl="3">
       <w:start w:val="1"/>
       <w:numFmt w:val="bullet"/>
       <w:lvlText w:val=""/>
@@ -2467,10 +2716,10 @@
         <w:ind w:left="3098" w:hanging="360"/>
       </w:pPr>
       <w:rPr>
-        <w:rFonts w:hint="default" w:ascii="Symbol" w:hAnsi="Symbol"/>
+        <w:rFonts w:ascii="Symbol" w:hAnsi="Symbol" w:hint="default"/>
       </w:rPr>
     </w:lvl>
-    <w:lvl w:ilvl="4" w:tentative="0">
+    <w:lvl w:ilvl="4">
       <w:start w:val="1"/>
       <w:numFmt w:val="bullet"/>
       <w:lvlText w:val="o"/>
@@ -2479,10 +2728,10 @@
         <w:ind w:left="3818" w:hanging="360"/>
       </w:pPr>
       <w:rPr>
-        <w:rFonts w:hint="default" w:ascii="Courier New" w:hAnsi="Courier New" w:cs="Courier New"/>
+        <w:rFonts w:ascii="Courier New" w:hAnsi="Courier New" w:cs="Courier New" w:hint="default"/>
       </w:rPr>
     </w:lvl>
-    <w:lvl w:ilvl="5" w:tentative="0">
+    <w:lvl w:ilvl="5">
       <w:start w:val="1"/>
       <w:numFmt w:val="bullet"/>
       <w:lvlText w:val=""/>
@@ -2491,10 +2740,10 @@
         <w:ind w:left="4538" w:hanging="360"/>
       </w:pPr>
       <w:rPr>
-        <w:rFonts w:hint="default" w:ascii="Wingdings" w:hAnsi="Wingdings"/>
+        <w:rFonts w:ascii="Wingdings" w:hAnsi="Wingdings" w:hint="default"/>
       </w:rPr>
     </w:lvl>
-    <w:lvl w:ilvl="6" w:tentative="0">
+    <w:lvl w:ilvl="6">
       <w:start w:val="1"/>
       <w:numFmt w:val="bullet"/>
       <w:lvlText w:val=""/>
@@ -2503,10 +2752,10 @@
         <w:ind w:left="5258" w:hanging="360"/>
       </w:pPr>
       <w:rPr>
-        <w:rFonts w:hint="default" w:ascii="Symbol" w:hAnsi="Symbol"/>
+        <w:rFonts w:ascii="Symbol" w:hAnsi="Symbol" w:hint="default"/>
       </w:rPr>
     </w:lvl>
-    <w:lvl w:ilvl="7" w:tentative="0">
+    <w:lvl w:ilvl="7">
       <w:start w:val="1"/>
       <w:numFmt w:val="bullet"/>
       <w:lvlText w:val="o"/>
@@ -2515,10 +2764,10 @@
         <w:ind w:left="5978" w:hanging="360"/>
       </w:pPr>
       <w:rPr>
-        <w:rFonts w:hint="default" w:ascii="Courier New" w:hAnsi="Courier New" w:cs="Courier New"/>
+        <w:rFonts w:ascii="Courier New" w:hAnsi="Courier New" w:cs="Courier New" w:hint="default"/>
       </w:rPr>
     </w:lvl>
-    <w:lvl w:ilvl="8" w:tentative="0">
+    <w:lvl w:ilvl="8">
       <w:start w:val="1"/>
       <w:numFmt w:val="bullet"/>
       <w:lvlText w:val=""/>
@@ -2527,15 +2776,15 @@
         <w:ind w:left="6698" w:hanging="360"/>
       </w:pPr>
       <w:rPr>
-        <w:rFonts w:hint="default" w:ascii="Wingdings" w:hAnsi="Wingdings"/>
+        <w:rFonts w:ascii="Wingdings" w:hAnsi="Wingdings" w:hint="default"/>
       </w:rPr>
     </w:lvl>
   </w:abstractNum>
-  <w:abstractNum w:abstractNumId="2">
+  <w:abstractNum w:abstractNumId="2" w15:restartNumberingAfterBreak="0">
     <w:nsid w:val="09A77925"/>
     <w:multiLevelType w:val="multilevel"/>
     <w:tmpl w:val="09A77925"/>
-    <w:lvl w:ilvl="0" w:tentative="0">
+    <w:lvl w:ilvl="0">
       <w:start w:val="1"/>
       <w:numFmt w:val="bullet"/>
       <w:lvlText w:val=""/>
@@ -2544,10 +2793,10 @@
         <w:ind w:left="720" w:hanging="360"/>
       </w:pPr>
       <w:rPr>
-        <w:rFonts w:hint="default" w:ascii="Symbol" w:hAnsi="Symbol" w:eastAsia="Times New Roman" w:cs="Times New Roman"/>
+        <w:rFonts w:ascii="Symbol" w:eastAsia="Times New Roman" w:hAnsi="Symbol" w:cs="Times New Roman" w:hint="default"/>
       </w:rPr>
     </w:lvl>
-    <w:lvl w:ilvl="1" w:tentative="0">
+    <w:lvl w:ilvl="1">
       <w:start w:val="1"/>
       <w:numFmt w:val="bullet"/>
       <w:lvlText w:val="o"/>
@@ -2556,10 +2805,10 @@
         <w:ind w:left="1440" w:hanging="360"/>
       </w:pPr>
       <w:rPr>
-        <w:rFonts w:hint="default" w:ascii="Courier New" w:hAnsi="Courier New" w:cs="Courier New"/>
+        <w:rFonts w:ascii="Courier New" w:hAnsi="Courier New" w:cs="Courier New" w:hint="default"/>
       </w:rPr>
     </w:lvl>
-    <w:lvl w:ilvl="2" w:tentative="0">
+    <w:lvl w:ilvl="2">
       <w:start w:val="1"/>
       <w:numFmt w:val="bullet"/>
       <w:lvlText w:val=""/>
@@ -2568,10 +2817,10 @@
         <w:ind w:left="2160" w:hanging="360"/>
       </w:pPr>
       <w:rPr>
-        <w:rFonts w:hint="default" w:ascii="Wingdings" w:hAnsi="Wingdings"/>
+        <w:rFonts w:ascii="Wingdings" w:hAnsi="Wingdings" w:hint="default"/>
       </w:rPr>
     </w:lvl>
-    <w:lvl w:ilvl="3" w:tentative="0">
+    <w:lvl w:ilvl="3">
       <w:start w:val="1"/>
       <w:numFmt w:val="bullet"/>
       <w:lvlText w:val=""/>
@@ -2580,10 +2829,10 @@
         <w:ind w:left="2880" w:hanging="360"/>
       </w:pPr>
       <w:rPr>
-        <w:rFonts w:hint="default" w:ascii="Symbol" w:hAnsi="Symbol"/>
+        <w:rFonts w:ascii="Symbol" w:hAnsi="Symbol" w:hint="default"/>
       </w:rPr>
     </w:lvl>
-    <w:lvl w:ilvl="4" w:tentative="0">
+    <w:lvl w:ilvl="4">
       <w:start w:val="1"/>
       <w:numFmt w:val="bullet"/>
       <w:lvlText w:val="o"/>
@@ -2592,10 +2841,10 @@
         <w:ind w:left="3600" w:hanging="360"/>
       </w:pPr>
       <w:rPr>
-        <w:rFonts w:hint="default" w:ascii="Courier New" w:hAnsi="Courier New" w:cs="Courier New"/>
+        <w:rFonts w:ascii="Courier New" w:hAnsi="Courier New" w:cs="Courier New" w:hint="default"/>
       </w:rPr>
     </w:lvl>
-    <w:lvl w:ilvl="5" w:tentative="0">
+    <w:lvl w:ilvl="5">
       <w:start w:val="1"/>
       <w:numFmt w:val="bullet"/>
       <w:lvlText w:val=""/>
@@ -2604,10 +2853,10 @@
         <w:ind w:left="4320" w:hanging="360"/>
       </w:pPr>
       <w:rPr>
-        <w:rFonts w:hint="default" w:ascii="Wingdings" w:hAnsi="Wingdings"/>
+        <w:rFonts w:ascii="Wingdings" w:hAnsi="Wingdings" w:hint="default"/>
       </w:rPr>
     </w:lvl>
-    <w:lvl w:ilvl="6" w:tentative="0">
+    <w:lvl w:ilvl="6">
       <w:start w:val="1"/>
       <w:numFmt w:val="bullet"/>
       <w:lvlText w:val=""/>
@@ -2616,10 +2865,10 @@
         <w:ind w:left="5040" w:hanging="360"/>
       </w:pPr>
       <w:rPr>
-        <w:rFonts w:hint="default" w:ascii="Symbol" w:hAnsi="Symbol"/>
+        <w:rFonts w:ascii="Symbol" w:hAnsi="Symbol" w:hint="default"/>
       </w:rPr>
     </w:lvl>
-    <w:lvl w:ilvl="7" w:tentative="0">
+    <w:lvl w:ilvl="7">
       <w:start w:val="1"/>
       <w:numFmt w:val="bullet"/>
       <w:lvlText w:val="o"/>
@@ -2628,10 +2877,10 @@
         <w:ind w:left="5760" w:hanging="360"/>
       </w:pPr>
       <w:rPr>
-        <w:rFonts w:hint="default" w:ascii="Courier New" w:hAnsi="Courier New" w:cs="Courier New"/>
+        <w:rFonts w:ascii="Courier New" w:hAnsi="Courier New" w:cs="Courier New" w:hint="default"/>
       </w:rPr>
     </w:lvl>
-    <w:lvl w:ilvl="8" w:tentative="0">
+    <w:lvl w:ilvl="8">
       <w:start w:val="1"/>
       <w:numFmt w:val="bullet"/>
       <w:lvlText w:val=""/>
@@ -2640,211 +2889,434 @@
         <w:ind w:left="6480" w:hanging="360"/>
       </w:pPr>
       <w:rPr>
-        <w:rFonts w:hint="default" w:ascii="Wingdings" w:hAnsi="Wingdings"/>
+        <w:rFonts w:ascii="Wingdings" w:hAnsi="Wingdings" w:hint="default"/>
       </w:rPr>
     </w:lvl>
   </w:abstractNum>
-  <w:num w:numId="1">
+  <w:num w:numId="1" w16cid:durableId="266426453">
     <w:abstractNumId w:val="0"/>
   </w:num>
-  <w:num w:numId="2">
+  <w:num w:numId="2" w16cid:durableId="1997954446">
     <w:abstractNumId w:val="2"/>
   </w:num>
-  <w:num w:numId="3">
+  <w:num w:numId="3" w16cid:durableId="649598757">
     <w:abstractNumId w:val="1"/>
   </w:num>
 </w:numbering>
 </file>
 
 <file path=word/styles.xml><?xml version="1.0" encoding="utf-8"?>
-<w:styles xmlns:mc="http://schemas.openxmlformats.org/markup-compatibility/2006" xmlns:o="urn:schemas-microsoft-com:office:office" xmlns:r="http://schemas.openxmlformats.org/officeDocument/2006/relationships" xmlns:m="http://schemas.openxmlformats.org/officeDocument/2006/math" xmlns:v="urn:schemas-microsoft-com:vml" xmlns:w="http://schemas.openxmlformats.org/wordprocessingml/2006/main" xmlns:w14="http://schemas.microsoft.com/office/word/2010/wordml" xmlns:w10="urn:schemas-microsoft-com:office:word" xmlns:sl="http://schemas.openxmlformats.org/schemaLibrary/2006/main" xmlns:wpsCustomData="http://www.wps.cn/officeDocument/2013/wpsCustomData" mc:Ignorable="w14">
+<w:styles xmlns:mc="http://schemas.openxmlformats.org/markup-compatibility/2006" xmlns:r="http://schemas.openxmlformats.org/officeDocument/2006/relationships" xmlns:w="http://schemas.openxmlformats.org/wordprocessingml/2006/main" xmlns:w14="http://schemas.microsoft.com/office/word/2010/wordml" xmlns:w15="http://schemas.microsoft.com/office/word/2012/wordml" xmlns:w16cex="http://schemas.microsoft.com/office/word/2018/wordml/cex" xmlns:w16cid="http://schemas.microsoft.com/office/word/2016/wordml/cid" xmlns:w16="http://schemas.microsoft.com/office/word/2018/wordml" xmlns:w16sdtdh="http://schemas.microsoft.com/office/word/2020/wordml/sdtdatahash" xmlns:w16se="http://schemas.microsoft.com/office/word/2015/wordml/symex" mc:Ignorable="w14 w15 w16se w16cid w16 w16cex w16sdtdh">
   <w:docDefaults>
     <w:rPrDefault>
       <w:rPr>
-        <w:rFonts w:asciiTheme="minorHAnsi" w:hAnsiTheme="minorHAnsi" w:eastAsiaTheme="minorHAnsi" w:cstheme="minorBidi"/>
+        <w:rFonts w:asciiTheme="minorHAnsi" w:eastAsiaTheme="minorHAnsi" w:hAnsiTheme="minorHAnsi" w:cstheme="minorBidi"/>
+        <w:lang w:val="ru-RU" w:eastAsia="ru-RU" w:bidi="ar-SA"/>
       </w:rPr>
     </w:rPrDefault>
     <w:pPrDefault/>
   </w:docDefaults>
-  <w:latentStyles w:count="260" w:defQFormat="0" w:defUnhideWhenUsed="1" w:defSemiHidden="1" w:defUIPriority="99" w:defLockedState="0">
-    <w:lsdException w:qFormat="1" w:unhideWhenUsed="0" w:uiPriority="1" w:semiHidden="0" w:name="Normal"/>
-    <w:lsdException w:qFormat="1" w:unhideWhenUsed="0" w:uiPriority="9" w:semiHidden="0" w:name="heading 1"/>
-    <w:lsdException w:qFormat="1" w:uiPriority="9" w:name="heading 2"/>
-    <w:lsdException w:qFormat="1" w:uiPriority="9" w:name="heading 3"/>
-    <w:lsdException w:qFormat="1" w:uiPriority="9" w:name="heading 4"/>
-    <w:lsdException w:qFormat="1" w:uiPriority="9" w:name="heading 5"/>
-    <w:lsdException w:qFormat="1" w:uiPriority="9" w:name="heading 6"/>
-    <w:lsdException w:qFormat="1" w:uiPriority="9" w:name="heading 7"/>
-    <w:lsdException w:qFormat="1" w:uiPriority="9" w:name="heading 8"/>
-    <w:lsdException w:qFormat="1" w:uiPriority="9" w:name="heading 9"/>
-    <w:lsdException w:uiPriority="99" w:name="index 1"/>
-    <w:lsdException w:uiPriority="99" w:name="index 2"/>
-    <w:lsdException w:uiPriority="99" w:name="index 3"/>
-    <w:lsdException w:uiPriority="99" w:name="index 4"/>
-    <w:lsdException w:uiPriority="99" w:name="index 5"/>
-    <w:lsdException w:uiPriority="99" w:name="index 6"/>
-    <w:lsdException w:uiPriority="99" w:name="index 7"/>
-    <w:lsdException w:uiPriority="99" w:name="index 8"/>
-    <w:lsdException w:uiPriority="99" w:name="index 9"/>
-    <w:lsdException w:uiPriority="39" w:name="toc 1"/>
-    <w:lsdException w:uiPriority="39" w:name="toc 2"/>
-    <w:lsdException w:uiPriority="39" w:name="toc 3"/>
-    <w:lsdException w:uiPriority="39" w:name="toc 4"/>
-    <w:lsdException w:uiPriority="39" w:name="toc 5"/>
-    <w:lsdException w:uiPriority="39" w:name="toc 6"/>
-    <w:lsdException w:uiPriority="39" w:name="toc 7"/>
-    <w:lsdException w:uiPriority="39" w:name="toc 8"/>
-    <w:lsdException w:uiPriority="39" w:name="toc 9"/>
-    <w:lsdException w:uiPriority="99" w:name="Normal Indent"/>
-    <w:lsdException w:uiPriority="99" w:name="footnote text"/>
-    <w:lsdException w:uiPriority="99" w:name="annotation text"/>
-    <w:lsdException w:uiPriority="99" w:name="header"/>
-    <w:lsdException w:uiPriority="99" w:semiHidden="0" w:name="footer"/>
-    <w:lsdException w:uiPriority="99" w:name="index heading"/>
-    <w:lsdException w:qFormat="1" w:uiPriority="35" w:semiHidden="0" w:name="caption"/>
-    <w:lsdException w:uiPriority="99" w:name="table of figures"/>
-    <w:lsdException w:uiPriority="99" w:name="envelope address"/>
-    <w:lsdException w:uiPriority="99" w:name="envelope return"/>
-    <w:lsdException w:qFormat="1" w:uiPriority="99" w:name="footnote reference"/>
-    <w:lsdException w:uiPriority="99" w:name="annotation reference"/>
-    <w:lsdException w:uiPriority="99" w:name="line number"/>
-    <w:lsdException w:qFormat="1" w:uiPriority="99" w:name="page number"/>
-    <w:lsdException w:uiPriority="99" w:name="endnote reference"/>
-    <w:lsdException w:uiPriority="99" w:name="endnote text"/>
-    <w:lsdException w:uiPriority="99" w:name="table of authorities"/>
-    <w:lsdException w:uiPriority="99" w:name="macro"/>
-    <w:lsdException w:uiPriority="99" w:name="toa heading"/>
-    <w:lsdException w:uiPriority="99" w:name="List"/>
-    <w:lsdException w:uiPriority="99" w:name="List Bullet"/>
-    <w:lsdException w:uiPriority="99" w:name="List Number"/>
-    <w:lsdException w:uiPriority="99" w:name="List 2"/>
-    <w:lsdException w:uiPriority="99" w:name="List 3"/>
-    <w:lsdException w:uiPriority="99" w:name="List 4"/>
-    <w:lsdException w:uiPriority="99" w:name="List 5"/>
-    <w:lsdException w:uiPriority="99" w:name="List Bullet 2"/>
-    <w:lsdException w:uiPriority="99" w:name="List Bullet 3"/>
-    <w:lsdException w:uiPriority="99" w:name="List Bullet 4"/>
-    <w:lsdException w:uiPriority="99" w:name="List Bullet 5"/>
-    <w:lsdException w:uiPriority="99" w:name="List Number 2"/>
-    <w:lsdException w:uiPriority="99" w:name="List Number 3"/>
-    <w:lsdException w:uiPriority="99" w:name="List Number 4"/>
-    <w:lsdException w:uiPriority="99" w:name="List Number 5"/>
-    <w:lsdException w:qFormat="1" w:unhideWhenUsed="0" w:uiPriority="10" w:semiHidden="0" w:name="Title"/>
-    <w:lsdException w:uiPriority="99" w:name="Closing"/>
-    <w:lsdException w:uiPriority="99" w:name="Signature"/>
-    <w:lsdException w:uiPriority="1" w:name="Default Paragraph Font"/>
-    <w:lsdException w:qFormat="1" w:unhideWhenUsed="0" w:uiPriority="1" w:semiHidden="0" w:name="Body Text"/>
-    <w:lsdException w:uiPriority="99" w:name="Body Text Indent"/>
-    <w:lsdException w:uiPriority="99" w:name="List Continue"/>
-    <w:lsdException w:uiPriority="99" w:name="List Continue 2"/>
-    <w:lsdException w:uiPriority="99" w:name="List Continue 3"/>
-    <w:lsdException w:uiPriority="99" w:name="List Continue 4"/>
-    <w:lsdException w:uiPriority="99" w:name="List Continue 5"/>
-    <w:lsdException w:uiPriority="99" w:name="Message Header"/>
-    <w:lsdException w:qFormat="1" w:unhideWhenUsed="0" w:uiPriority="11" w:semiHidden="0" w:name="Subtitle"/>
-    <w:lsdException w:uiPriority="99" w:name="Salutation"/>
-    <w:lsdException w:uiPriority="99" w:name="Date"/>
-    <w:lsdException w:uiPriority="99" w:name="Body Text First Indent"/>
-    <w:lsdException w:uiPriority="99" w:name="Body Text First Indent 2"/>
-    <w:lsdException w:uiPriority="99" w:name="Note Heading"/>
-    <w:lsdException w:uiPriority="99" w:name="Body Text 2"/>
-    <w:lsdException w:uiPriority="99" w:name="Body Text 3"/>
-    <w:lsdException w:uiPriority="99" w:name="Body Text Indent 2"/>
-    <w:lsdException w:uiPriority="99" w:name="Body Text Indent 3"/>
-    <w:lsdException w:uiPriority="99" w:name="Block Text"/>
-    <w:lsdException w:uiPriority="99" w:name="Hyperlink"/>
-    <w:lsdException w:uiPriority="99" w:name="FollowedHyperlink"/>
-    <w:lsdException w:qFormat="1" w:unhideWhenUsed="0" w:uiPriority="22" w:semiHidden="0" w:name="Strong"/>
-    <w:lsdException w:qFormat="1" w:unhideWhenUsed="0" w:uiPriority="20" w:semiHidden="0" w:name="Emphasis"/>
-    <w:lsdException w:uiPriority="99" w:name="Document Map"/>
-    <w:lsdException w:uiPriority="99" w:name="Plain Text"/>
-    <w:lsdException w:uiPriority="99" w:name="E-mail Signature"/>
-    <w:lsdException w:uiPriority="99" w:name="Normal (Web)"/>
-    <w:lsdException w:uiPriority="99" w:name="HTML Acronym"/>
-    <w:lsdException w:uiPriority="99" w:name="HTML Address"/>
-    <w:lsdException w:uiPriority="99" w:name="HTML Cite"/>
-    <w:lsdException w:uiPriority="99" w:name="HTML Code"/>
-    <w:lsdException w:uiPriority="99" w:name="HTML Definition"/>
-    <w:lsdException w:uiPriority="99" w:name="HTML Keyboard"/>
-    <w:lsdException w:uiPriority="99" w:name="HTML Preformatted"/>
-    <w:lsdException w:uiPriority="99" w:name="HTML Sample"/>
-    <w:lsdException w:uiPriority="99" w:name="HTML Typewriter"/>
-    <w:lsdException w:uiPriority="99" w:name="HTML Variable"/>
-    <w:lsdException w:uiPriority="99" w:name="Normal Table"/>
-    <w:lsdException w:uiPriority="99" w:name="annotation subject"/>
-    <w:lsdException w:uiPriority="99" w:name="Table Simple 1"/>
-    <w:lsdException w:uiPriority="99" w:name="Table Simple 2"/>
-    <w:lsdException w:uiPriority="99" w:name="Table Simple 3"/>
-    <w:lsdException w:uiPriority="99" w:name="Table Classic 1"/>
-    <w:lsdException w:uiPriority="99" w:name="Table Classic 2"/>
-    <w:lsdException w:uiPriority="99" w:name="Table Classic 3"/>
-    <w:lsdException w:uiPriority="99" w:name="Table Classic 4"/>
-    <w:lsdException w:uiPriority="99" w:name="Table Colorful 1"/>
-    <w:lsdException w:uiPriority="99" w:name="Table Colorful 2"/>
-    <w:lsdException w:uiPriority="99" w:name="Table Colorful 3"/>
-    <w:lsdException w:uiPriority="99" w:name="Table Columns 1"/>
-    <w:lsdException w:uiPriority="99" w:name="Table Columns 2"/>
-    <w:lsdException w:uiPriority="99" w:name="Table Columns 3"/>
-    <w:lsdException w:uiPriority="99" w:name="Table Columns 4"/>
-    <w:lsdException w:uiPriority="99" w:name="Table Columns 5"/>
-    <w:lsdException w:uiPriority="99" w:name="Table Grid 1"/>
-    <w:lsdException w:uiPriority="99" w:name="Table Grid 2"/>
-    <w:lsdException w:uiPriority="99" w:name="Table Grid 3"/>
-    <w:lsdException w:uiPriority="99" w:name="Table Grid 4"/>
-    <w:lsdException w:uiPriority="99" w:name="Table Grid 5"/>
-    <w:lsdException w:uiPriority="99" w:name="Table Grid 6"/>
-    <w:lsdException w:uiPriority="99" w:name="Table Grid 7"/>
-    <w:lsdException w:uiPriority="99" w:name="Table Grid 8"/>
-    <w:lsdException w:uiPriority="99" w:name="Table List 1"/>
-    <w:lsdException w:uiPriority="99" w:name="Table List 2"/>
-    <w:lsdException w:uiPriority="99" w:name="Table List 3"/>
-    <w:lsdException w:uiPriority="99" w:name="Table List 4"/>
-    <w:lsdException w:uiPriority="99" w:name="Table List 5"/>
-    <w:lsdException w:uiPriority="99" w:name="Table List 6"/>
-    <w:lsdException w:uiPriority="99" w:name="Table List 7"/>
-    <w:lsdException w:uiPriority="99" w:name="Table List 8"/>
-    <w:lsdException w:uiPriority="99" w:name="Table 3D effects 1"/>
-    <w:lsdException w:uiPriority="99" w:name="Table 3D effects 2"/>
-    <w:lsdException w:uiPriority="99" w:name="Table 3D effects 3"/>
-    <w:lsdException w:uiPriority="99" w:name="Table Contemporary"/>
-    <w:lsdException w:uiPriority="99" w:name="Table Elegant"/>
-    <w:lsdException w:uiPriority="99" w:name="Table Professional"/>
-    <w:lsdException w:uiPriority="99" w:name="Table Subtle 1"/>
-    <w:lsdException w:uiPriority="99" w:name="Table Subtle 2"/>
-    <w:lsdException w:uiPriority="99" w:name="Table Web 1"/>
-    <w:lsdException w:uiPriority="99" w:name="Table Web 2"/>
-    <w:lsdException w:uiPriority="99" w:name="Table Web 3"/>
-    <w:lsdException w:uiPriority="99" w:name="Balloon Text"/>
-    <w:lsdException w:unhideWhenUsed="0" w:uiPriority="39" w:semiHidden="0" w:name="Table Grid"/>
-    <w:lsdException w:uiPriority="99" w:name="Table Theme"/>
-    <w:lsdException w:qFormat="1" w:unhideWhenUsed="0" w:uiPriority="34" w:semiHidden="0" w:name="List Paragraph"/>
+  <w:latentStyles w:defLockedState="0" w:defUIPriority="99" w:defSemiHidden="0" w:defUnhideWhenUsed="0" w:defQFormat="0" w:count="376">
+    <w:lsdException w:name="Normal" w:uiPriority="1" w:qFormat="1"/>
+    <w:lsdException w:name="heading 1" w:uiPriority="9" w:qFormat="1"/>
+    <w:lsdException w:name="heading 2" w:semiHidden="1" w:uiPriority="9" w:unhideWhenUsed="1" w:qFormat="1"/>
+    <w:lsdException w:name="heading 3" w:semiHidden="1" w:uiPriority="9" w:unhideWhenUsed="1" w:qFormat="1"/>
+    <w:lsdException w:name="heading 4" w:semiHidden="1" w:uiPriority="9" w:unhideWhenUsed="1" w:qFormat="1"/>
+    <w:lsdException w:name="heading 5" w:semiHidden="1" w:uiPriority="9" w:unhideWhenUsed="1" w:qFormat="1"/>
+    <w:lsdException w:name="heading 6" w:semiHidden="1" w:uiPriority="9" w:unhideWhenUsed="1" w:qFormat="1"/>
+    <w:lsdException w:name="heading 7" w:semiHidden="1" w:uiPriority="9" w:unhideWhenUsed="1" w:qFormat="1"/>
+    <w:lsdException w:name="heading 8" w:semiHidden="1" w:uiPriority="9" w:unhideWhenUsed="1" w:qFormat="1"/>
+    <w:lsdException w:name="heading 9" w:semiHidden="1" w:uiPriority="9" w:unhideWhenUsed="1" w:qFormat="1"/>
+    <w:lsdException w:name="index 1" w:semiHidden="1" w:unhideWhenUsed="1"/>
+    <w:lsdException w:name="index 2" w:semiHidden="1" w:unhideWhenUsed="1"/>
+    <w:lsdException w:name="index 3" w:semiHidden="1" w:unhideWhenUsed="1"/>
+    <w:lsdException w:name="index 4" w:semiHidden="1" w:unhideWhenUsed="1"/>
+    <w:lsdException w:name="index 5" w:semiHidden="1" w:unhideWhenUsed="1"/>
+    <w:lsdException w:name="index 6" w:semiHidden="1" w:unhideWhenUsed="1"/>
+    <w:lsdException w:name="index 7" w:semiHidden="1" w:unhideWhenUsed="1"/>
+    <w:lsdException w:name="index 8" w:semiHidden="1" w:unhideWhenUsed="1"/>
+    <w:lsdException w:name="index 9" w:semiHidden="1" w:unhideWhenUsed="1"/>
+    <w:lsdException w:name="toc 1" w:semiHidden="1" w:uiPriority="39" w:unhideWhenUsed="1"/>
+    <w:lsdException w:name="toc 2" w:semiHidden="1" w:uiPriority="39" w:unhideWhenUsed="1"/>
+    <w:lsdException w:name="toc 3" w:semiHidden="1" w:uiPriority="39" w:unhideWhenUsed="1"/>
+    <w:lsdException w:name="toc 4" w:semiHidden="1" w:uiPriority="39" w:unhideWhenUsed="1"/>
+    <w:lsdException w:name="toc 5" w:semiHidden="1" w:uiPriority="39" w:unhideWhenUsed="1"/>
+    <w:lsdException w:name="toc 6" w:semiHidden="1" w:uiPriority="39" w:unhideWhenUsed="1"/>
+    <w:lsdException w:name="toc 7" w:semiHidden="1" w:uiPriority="39" w:unhideWhenUsed="1"/>
+    <w:lsdException w:name="toc 8" w:semiHidden="1" w:uiPriority="39" w:unhideWhenUsed="1"/>
+    <w:lsdException w:name="toc 9" w:semiHidden="1" w:uiPriority="39" w:unhideWhenUsed="1"/>
+    <w:lsdException w:name="Normal Indent" w:semiHidden="1" w:unhideWhenUsed="1"/>
+    <w:lsdException w:name="footnote text" w:semiHidden="1" w:unhideWhenUsed="1"/>
+    <w:lsdException w:name="annotation text" w:semiHidden="1" w:unhideWhenUsed="1"/>
+    <w:lsdException w:name="header" w:semiHidden="1" w:unhideWhenUsed="1"/>
+    <w:lsdException w:name="footer" w:unhideWhenUsed="1"/>
+    <w:lsdException w:name="index heading" w:semiHidden="1" w:unhideWhenUsed="1"/>
+    <w:lsdException w:name="caption" w:uiPriority="35" w:unhideWhenUsed="1" w:qFormat="1"/>
+    <w:lsdException w:name="table of figures" w:semiHidden="1" w:unhideWhenUsed="1"/>
+    <w:lsdException w:name="envelope address" w:semiHidden="1" w:unhideWhenUsed="1"/>
+    <w:lsdException w:name="envelope return" w:semiHidden="1" w:unhideWhenUsed="1"/>
+    <w:lsdException w:name="footnote reference" w:semiHidden="1" w:unhideWhenUsed="1" w:qFormat="1"/>
+    <w:lsdException w:name="annotation reference" w:semiHidden="1" w:unhideWhenUsed="1"/>
+    <w:lsdException w:name="line number" w:semiHidden="1" w:unhideWhenUsed="1"/>
+    <w:lsdException w:name="page number" w:semiHidden="1" w:unhideWhenUsed="1" w:qFormat="1"/>
+    <w:lsdException w:name="endnote reference" w:semiHidden="1" w:unhideWhenUsed="1"/>
+    <w:lsdException w:name="endnote text" w:semiHidden="1" w:unhideWhenUsed="1"/>
+    <w:lsdException w:name="table of authorities" w:semiHidden="1" w:unhideWhenUsed="1"/>
+    <w:lsdException w:name="macro" w:semiHidden="1" w:unhideWhenUsed="1"/>
+    <w:lsdException w:name="toa heading" w:semiHidden="1" w:unhideWhenUsed="1"/>
+    <w:lsdException w:name="List" w:semiHidden="1" w:unhideWhenUsed="1"/>
+    <w:lsdException w:name="List Bullet" w:semiHidden="1" w:unhideWhenUsed="1"/>
+    <w:lsdException w:name="List Number" w:semiHidden="1" w:unhideWhenUsed="1"/>
+    <w:lsdException w:name="List 2" w:semiHidden="1" w:unhideWhenUsed="1"/>
+    <w:lsdException w:name="List 3" w:semiHidden="1" w:unhideWhenUsed="1"/>
+    <w:lsdException w:name="List 4" w:semiHidden="1" w:unhideWhenUsed="1"/>
+    <w:lsdException w:name="List 5" w:semiHidden="1" w:unhideWhenUsed="1"/>
+    <w:lsdException w:name="List Bullet 2" w:semiHidden="1" w:unhideWhenUsed="1"/>
+    <w:lsdException w:name="List Bullet 3" w:semiHidden="1" w:unhideWhenUsed="1"/>
+    <w:lsdException w:name="List Bullet 4" w:semiHidden="1" w:unhideWhenUsed="1"/>
+    <w:lsdException w:name="List Bullet 5" w:semiHidden="1" w:unhideWhenUsed="1"/>
+    <w:lsdException w:name="List Number 2" w:semiHidden="1" w:unhideWhenUsed="1"/>
+    <w:lsdException w:name="List Number 3" w:semiHidden="1" w:unhideWhenUsed="1"/>
+    <w:lsdException w:name="List Number 4" w:semiHidden="1" w:unhideWhenUsed="1"/>
+    <w:lsdException w:name="List Number 5" w:semiHidden="1" w:unhideWhenUsed="1"/>
+    <w:lsdException w:name="Title" w:uiPriority="10" w:qFormat="1"/>
+    <w:lsdException w:name="Closing" w:semiHidden="1" w:unhideWhenUsed="1"/>
+    <w:lsdException w:name="Signature" w:semiHidden="1" w:unhideWhenUsed="1"/>
+    <w:lsdException w:name="Default Paragraph Font" w:semiHidden="1" w:uiPriority="1" w:unhideWhenUsed="1"/>
+    <w:lsdException w:name="Body Text" w:uiPriority="1" w:qFormat="1"/>
+    <w:lsdException w:name="Body Text Indent" w:semiHidden="1" w:unhideWhenUsed="1"/>
+    <w:lsdException w:name="List Continue" w:semiHidden="1" w:unhideWhenUsed="1"/>
+    <w:lsdException w:name="List Continue 2" w:semiHidden="1" w:unhideWhenUsed="1"/>
+    <w:lsdException w:name="List Continue 3" w:semiHidden="1" w:unhideWhenUsed="1"/>
+    <w:lsdException w:name="List Continue 4" w:semiHidden="1" w:unhideWhenUsed="1"/>
+    <w:lsdException w:name="List Continue 5" w:semiHidden="1" w:unhideWhenUsed="1"/>
+    <w:lsdException w:name="Message Header" w:semiHidden="1" w:unhideWhenUsed="1"/>
+    <w:lsdException w:name="Subtitle" w:uiPriority="11" w:qFormat="1"/>
+    <w:lsdException w:name="Salutation" w:semiHidden="1" w:unhideWhenUsed="1"/>
+    <w:lsdException w:name="Date" w:semiHidden="1" w:unhideWhenUsed="1"/>
+    <w:lsdException w:name="Body Text First Indent" w:semiHidden="1" w:unhideWhenUsed="1"/>
+    <w:lsdException w:name="Body Text First Indent 2" w:semiHidden="1" w:unhideWhenUsed="1"/>
+    <w:lsdException w:name="Note Heading" w:semiHidden="1" w:unhideWhenUsed="1"/>
+    <w:lsdException w:name="Body Text 2" w:semiHidden="1" w:unhideWhenUsed="1"/>
+    <w:lsdException w:name="Body Text 3" w:semiHidden="1" w:unhideWhenUsed="1"/>
+    <w:lsdException w:name="Body Text Indent 2" w:semiHidden="1" w:unhideWhenUsed="1"/>
+    <w:lsdException w:name="Body Text Indent 3" w:semiHidden="1" w:unhideWhenUsed="1"/>
+    <w:lsdException w:name="Block Text" w:semiHidden="1" w:unhideWhenUsed="1"/>
+    <w:lsdException w:name="Hyperlink" w:semiHidden="1" w:unhideWhenUsed="1"/>
+    <w:lsdException w:name="FollowedHyperlink" w:semiHidden="1" w:unhideWhenUsed="1"/>
+    <w:lsdException w:name="Strong" w:uiPriority="22" w:qFormat="1"/>
+    <w:lsdException w:name="Emphasis" w:uiPriority="20" w:qFormat="1"/>
+    <w:lsdException w:name="Document Map" w:semiHidden="1" w:unhideWhenUsed="1"/>
+    <w:lsdException w:name="Plain Text" w:semiHidden="1" w:unhideWhenUsed="1"/>
+    <w:lsdException w:name="E-mail Signature" w:semiHidden="1" w:unhideWhenUsed="1"/>
+    <w:lsdException w:name="HTML Top of Form" w:semiHidden="1" w:unhideWhenUsed="1"/>
+    <w:lsdException w:name="HTML Bottom of Form" w:semiHidden="1" w:unhideWhenUsed="1"/>
+    <w:lsdException w:name="Normal (Web)" w:semiHidden="1" w:unhideWhenUsed="1"/>
+    <w:lsdException w:name="HTML Acronym" w:semiHidden="1" w:unhideWhenUsed="1"/>
+    <w:lsdException w:name="HTML Address" w:semiHidden="1" w:unhideWhenUsed="1"/>
+    <w:lsdException w:name="HTML Cite" w:semiHidden="1" w:unhideWhenUsed="1"/>
+    <w:lsdException w:name="HTML Code" w:semiHidden="1" w:unhideWhenUsed="1"/>
+    <w:lsdException w:name="HTML Definition" w:semiHidden="1" w:unhideWhenUsed="1"/>
+    <w:lsdException w:name="HTML Keyboard" w:semiHidden="1" w:unhideWhenUsed="1"/>
+    <w:lsdException w:name="HTML Preformatted" w:semiHidden="1" w:unhideWhenUsed="1"/>
+    <w:lsdException w:name="HTML Sample" w:semiHidden="1" w:unhideWhenUsed="1"/>
+    <w:lsdException w:name="HTML Typewriter" w:semiHidden="1" w:unhideWhenUsed="1"/>
+    <w:lsdException w:name="HTML Variable" w:semiHidden="1" w:unhideWhenUsed="1"/>
+    <w:lsdException w:name="Normal Table" w:semiHidden="1" w:unhideWhenUsed="1"/>
+    <w:lsdException w:name="annotation subject" w:semiHidden="1" w:unhideWhenUsed="1"/>
+    <w:lsdException w:name="No List" w:semiHidden="1" w:unhideWhenUsed="1"/>
+    <w:lsdException w:name="Outline List 1" w:semiHidden="1" w:unhideWhenUsed="1"/>
+    <w:lsdException w:name="Outline List 2" w:semiHidden="1" w:unhideWhenUsed="1"/>
+    <w:lsdException w:name="Outline List 3" w:semiHidden="1" w:unhideWhenUsed="1"/>
+    <w:lsdException w:name="Table Simple 1" w:semiHidden="1" w:unhideWhenUsed="1"/>
+    <w:lsdException w:name="Table Simple 2" w:semiHidden="1" w:unhideWhenUsed="1"/>
+    <w:lsdException w:name="Table Simple 3" w:semiHidden="1" w:unhideWhenUsed="1"/>
+    <w:lsdException w:name="Table Classic 1" w:semiHidden="1" w:unhideWhenUsed="1"/>
+    <w:lsdException w:name="Table Classic 2" w:semiHidden="1" w:unhideWhenUsed="1"/>
+    <w:lsdException w:name="Table Classic 3" w:semiHidden="1" w:unhideWhenUsed="1"/>
+    <w:lsdException w:name="Table Classic 4" w:semiHidden="1" w:unhideWhenUsed="1"/>
+    <w:lsdException w:name="Table Colorful 1" w:semiHidden="1" w:unhideWhenUsed="1"/>
+    <w:lsdException w:name="Table Colorful 2" w:semiHidden="1" w:unhideWhenUsed="1"/>
+    <w:lsdException w:name="Table Colorful 3" w:semiHidden="1" w:unhideWhenUsed="1"/>
+    <w:lsdException w:name="Table Columns 1" w:semiHidden="1" w:unhideWhenUsed="1"/>
+    <w:lsdException w:name="Table Columns 2" w:semiHidden="1" w:unhideWhenUsed="1"/>
+    <w:lsdException w:name="Table Columns 3" w:semiHidden="1" w:unhideWhenUsed="1"/>
+    <w:lsdException w:name="Table Columns 4" w:semiHidden="1" w:unhideWhenUsed="1"/>
+    <w:lsdException w:name="Table Columns 5" w:semiHidden="1" w:unhideWhenUsed="1"/>
+    <w:lsdException w:name="Table Grid 1" w:semiHidden="1" w:unhideWhenUsed="1"/>
+    <w:lsdException w:name="Table Grid 2" w:semiHidden="1" w:unhideWhenUsed="1"/>
+    <w:lsdException w:name="Table Grid 3" w:semiHidden="1" w:unhideWhenUsed="1"/>
+    <w:lsdException w:name="Table Grid 4" w:semiHidden="1" w:unhideWhenUsed="1"/>
+    <w:lsdException w:name="Table Grid 5" w:semiHidden="1" w:unhideWhenUsed="1"/>
+    <w:lsdException w:name="Table Grid 6" w:semiHidden="1" w:unhideWhenUsed="1"/>
+    <w:lsdException w:name="Table Grid 7" w:semiHidden="1" w:unhideWhenUsed="1"/>
+    <w:lsdException w:name="Table Grid 8" w:semiHidden="1" w:unhideWhenUsed="1"/>
+    <w:lsdException w:name="Table List 1" w:semiHidden="1" w:unhideWhenUsed="1"/>
+    <w:lsdException w:name="Table List 2" w:semiHidden="1" w:unhideWhenUsed="1"/>
+    <w:lsdException w:name="Table List 3" w:semiHidden="1" w:unhideWhenUsed="1"/>
+    <w:lsdException w:name="Table List 4" w:semiHidden="1" w:unhideWhenUsed="1"/>
+    <w:lsdException w:name="Table List 5" w:semiHidden="1" w:unhideWhenUsed="1"/>
+    <w:lsdException w:name="Table List 6" w:semiHidden="1" w:unhideWhenUsed="1"/>
+    <w:lsdException w:name="Table List 7" w:semiHidden="1" w:unhideWhenUsed="1"/>
+    <w:lsdException w:name="Table List 8" w:semiHidden="1" w:unhideWhenUsed="1"/>
+    <w:lsdException w:name="Table 3D effects 1" w:semiHidden="1" w:unhideWhenUsed="1"/>
+    <w:lsdException w:name="Table 3D effects 2" w:semiHidden="1" w:unhideWhenUsed="1"/>
+    <w:lsdException w:name="Table 3D effects 3" w:semiHidden="1" w:unhideWhenUsed="1"/>
+    <w:lsdException w:name="Table Contemporary" w:semiHidden="1" w:unhideWhenUsed="1"/>
+    <w:lsdException w:name="Table Elegant" w:semiHidden="1" w:unhideWhenUsed="1"/>
+    <w:lsdException w:name="Table Professional" w:semiHidden="1" w:unhideWhenUsed="1"/>
+    <w:lsdException w:name="Table Subtle 1" w:semiHidden="1" w:unhideWhenUsed="1"/>
+    <w:lsdException w:name="Table Subtle 2" w:semiHidden="1" w:unhideWhenUsed="1"/>
+    <w:lsdException w:name="Table Web 1" w:semiHidden="1" w:unhideWhenUsed="1"/>
+    <w:lsdException w:name="Table Web 2" w:semiHidden="1" w:unhideWhenUsed="1"/>
+    <w:lsdException w:name="Table Web 3" w:semiHidden="1" w:unhideWhenUsed="1"/>
+    <w:lsdException w:name="Balloon Text" w:semiHidden="1" w:unhideWhenUsed="1"/>
+    <w:lsdException w:name="Table Grid" w:uiPriority="39"/>
+    <w:lsdException w:name="Table Theme" w:semiHidden="1" w:unhideWhenUsed="1"/>
+    <w:lsdException w:name="Placeholder Text" w:semiHidden="1" w:unhideWhenUsed="1"/>
+    <w:lsdException w:name="No Spacing" w:semiHidden="1" w:unhideWhenUsed="1"/>
+    <w:lsdException w:name="Light Shading"/>
+    <w:lsdException w:name="Light List"/>
+    <w:lsdException w:name="Light Grid"/>
+    <w:lsdException w:name="Medium Shading 1"/>
+    <w:lsdException w:name="Medium Shading 2"/>
+    <w:lsdException w:name="Medium List 1"/>
+    <w:lsdException w:name="Medium List 2"/>
+    <w:lsdException w:name="Medium Grid 1"/>
+    <w:lsdException w:name="Medium Grid 2"/>
+    <w:lsdException w:name="Medium Grid 3"/>
+    <w:lsdException w:name="Dark List"/>
+    <w:lsdException w:name="Colorful Shading"/>
+    <w:lsdException w:name="Colorful List"/>
+    <w:lsdException w:name="Colorful Grid"/>
+    <w:lsdException w:name="Light Shading Accent 1"/>
+    <w:lsdException w:name="Light List Accent 1"/>
+    <w:lsdException w:name="Light Grid Accent 1"/>
+    <w:lsdException w:name="Medium Shading 1 Accent 1"/>
+    <w:lsdException w:name="Medium Shading 2 Accent 1"/>
+    <w:lsdException w:name="Medium List 1 Accent 1"/>
+    <w:lsdException w:name="Revision" w:semiHidden="1" w:unhideWhenUsed="1"/>
+    <w:lsdException w:name="List Paragraph" w:uiPriority="34" w:qFormat="1"/>
+    <w:lsdException w:name="Quote" w:semiHidden="1" w:unhideWhenUsed="1"/>
+    <w:lsdException w:name="Intense Quote" w:semiHidden="1" w:unhideWhenUsed="1"/>
+    <w:lsdException w:name="Medium List 2 Accent 1"/>
+    <w:lsdException w:name="Medium Grid 1 Accent 1"/>
+    <w:lsdException w:name="Medium Grid 2 Accent 1"/>
+    <w:lsdException w:name="Medium Grid 3 Accent 1"/>
+    <w:lsdException w:name="Dark List Accent 1"/>
+    <w:lsdException w:name="Colorful Shading Accent 1"/>
+    <w:lsdException w:name="Colorful List Accent 1"/>
+    <w:lsdException w:name="Colorful Grid Accent 1"/>
+    <w:lsdException w:name="Light Shading Accent 2"/>
+    <w:lsdException w:name="Light List Accent 2"/>
+    <w:lsdException w:name="Light Grid Accent 2"/>
+    <w:lsdException w:name="Medium Shading 1 Accent 2"/>
+    <w:lsdException w:name="Medium Shading 2 Accent 2"/>
+    <w:lsdException w:name="Medium List 1 Accent 2"/>
+    <w:lsdException w:name="Medium List 2 Accent 2"/>
+    <w:lsdException w:name="Medium Grid 1 Accent 2"/>
+    <w:lsdException w:name="Medium Grid 2 Accent 2"/>
+    <w:lsdException w:name="Medium Grid 3 Accent 2"/>
+    <w:lsdException w:name="Dark List Accent 2"/>
+    <w:lsdException w:name="Colorful Shading Accent 2"/>
+    <w:lsdException w:name="Colorful List Accent 2"/>
+    <w:lsdException w:name="Colorful Grid Accent 2"/>
+    <w:lsdException w:name="Light Shading Accent 3"/>
+    <w:lsdException w:name="Light List Accent 3"/>
+    <w:lsdException w:name="Light Grid Accent 3"/>
+    <w:lsdException w:name="Medium Shading 1 Accent 3"/>
+    <w:lsdException w:name="Medium Shading 2 Accent 3"/>
+    <w:lsdException w:name="Medium List 1 Accent 3"/>
+    <w:lsdException w:name="Medium List 2 Accent 3"/>
+    <w:lsdException w:name="Medium Grid 1 Accent 3"/>
+    <w:lsdException w:name="Medium Grid 2 Accent 3"/>
+    <w:lsdException w:name="Medium Grid 3 Accent 3"/>
+    <w:lsdException w:name="Dark List Accent 3"/>
+    <w:lsdException w:name="Colorful Shading Accent 3"/>
+    <w:lsdException w:name="Colorful List Accent 3"/>
+    <w:lsdException w:name="Colorful Grid Accent 3"/>
+    <w:lsdException w:name="Light Shading Accent 4"/>
+    <w:lsdException w:name="Light List Accent 4"/>
+    <w:lsdException w:name="Light Grid Accent 4"/>
+    <w:lsdException w:name="Medium Shading 1 Accent 4"/>
+    <w:lsdException w:name="Medium Shading 2 Accent 4"/>
+    <w:lsdException w:name="Medium List 1 Accent 4"/>
+    <w:lsdException w:name="Medium List 2 Accent 4"/>
+    <w:lsdException w:name="Medium Grid 1 Accent 4"/>
+    <w:lsdException w:name="Medium Grid 2 Accent 4"/>
+    <w:lsdException w:name="Medium Grid 3 Accent 4"/>
+    <w:lsdException w:name="Dark List Accent 4"/>
+    <w:lsdException w:name="Colorful Shading Accent 4"/>
+    <w:lsdException w:name="Colorful List Accent 4"/>
+    <w:lsdException w:name="Colorful Grid Accent 4"/>
+    <w:lsdException w:name="Light Shading Accent 5"/>
+    <w:lsdException w:name="Light List Accent 5"/>
+    <w:lsdException w:name="Light Grid Accent 5"/>
+    <w:lsdException w:name="Medium Shading 1 Accent 5"/>
+    <w:lsdException w:name="Medium Shading 2 Accent 5"/>
+    <w:lsdException w:name="Medium List 1 Accent 5"/>
+    <w:lsdException w:name="Medium List 2 Accent 5"/>
+    <w:lsdException w:name="Medium Grid 1 Accent 5"/>
+    <w:lsdException w:name="Medium Grid 2 Accent 5"/>
+    <w:lsdException w:name="Medium Grid 3 Accent 5"/>
+    <w:lsdException w:name="Dark List Accent 5"/>
+    <w:lsdException w:name="Colorful Shading Accent 5"/>
+    <w:lsdException w:name="Colorful List Accent 5"/>
+    <w:lsdException w:name="Colorful Grid Accent 5"/>
+    <w:lsdException w:name="Light Shading Accent 6"/>
+    <w:lsdException w:name="Light List Accent 6"/>
+    <w:lsdException w:name="Light Grid Accent 6"/>
+    <w:lsdException w:name="Medium Shading 1 Accent 6"/>
+    <w:lsdException w:name="Medium Shading 2 Accent 6"/>
+    <w:lsdException w:name="Medium List 1 Accent 6"/>
+    <w:lsdException w:name="Medium List 2 Accent 6"/>
+    <w:lsdException w:name="Medium Grid 1 Accent 6"/>
+    <w:lsdException w:name="Medium Grid 2 Accent 6"/>
+    <w:lsdException w:name="Medium Grid 3 Accent 6"/>
+    <w:lsdException w:name="Dark List Accent 6"/>
+    <w:lsdException w:name="Colorful Shading Accent 6"/>
+    <w:lsdException w:name="Colorful List Accent 6"/>
+    <w:lsdException w:name="Colorful Grid Accent 6"/>
+    <w:lsdException w:name="Subtle Emphasis" w:uiPriority="19" w:qFormat="1"/>
+    <w:lsdException w:name="Intense Emphasis" w:uiPriority="21" w:qFormat="1"/>
+    <w:lsdException w:name="Subtle Reference" w:uiPriority="31" w:qFormat="1"/>
+    <w:lsdException w:name="Intense Reference" w:uiPriority="32" w:qFormat="1"/>
+    <w:lsdException w:name="Book Title" w:uiPriority="33" w:qFormat="1"/>
+    <w:lsdException w:name="Bibliography" w:semiHidden="1" w:uiPriority="37" w:unhideWhenUsed="1"/>
+    <w:lsdException w:name="TOC Heading" w:semiHidden="1" w:uiPriority="39" w:unhideWhenUsed="1" w:qFormat="1"/>
+    <w:lsdException w:name="Plain Table 1" w:uiPriority="41"/>
+    <w:lsdException w:name="Plain Table 2" w:uiPriority="42"/>
+    <w:lsdException w:name="Plain Table 3" w:uiPriority="43"/>
+    <w:lsdException w:name="Plain Table 4" w:uiPriority="44"/>
+    <w:lsdException w:name="Plain Table 5" w:uiPriority="45"/>
+    <w:lsdException w:name="Grid Table Light" w:uiPriority="40"/>
+    <w:lsdException w:name="Grid Table 1 Light" w:uiPriority="46"/>
+    <w:lsdException w:name="Grid Table 2" w:uiPriority="47"/>
+    <w:lsdException w:name="Grid Table 3" w:uiPriority="48"/>
+    <w:lsdException w:name="Grid Table 4" w:uiPriority="49"/>
+    <w:lsdException w:name="Grid Table 5 Dark" w:uiPriority="50"/>
+    <w:lsdException w:name="Grid Table 6 Colorful" w:uiPriority="51"/>
+    <w:lsdException w:name="Grid Table 7 Colorful" w:uiPriority="52"/>
+    <w:lsdException w:name="Grid Table 1 Light Accent 1" w:uiPriority="46"/>
+    <w:lsdException w:name="Grid Table 2 Accent 1" w:uiPriority="47"/>
+    <w:lsdException w:name="Grid Table 3 Accent 1" w:uiPriority="48"/>
+    <w:lsdException w:name="Grid Table 4 Accent 1" w:uiPriority="49"/>
+    <w:lsdException w:name="Grid Table 5 Dark Accent 1" w:uiPriority="50"/>
+    <w:lsdException w:name="Grid Table 6 Colorful Accent 1" w:uiPriority="51"/>
+    <w:lsdException w:name="Grid Table 7 Colorful Accent 1" w:uiPriority="52"/>
+    <w:lsdException w:name="Grid Table 1 Light Accent 2" w:uiPriority="46"/>
+    <w:lsdException w:name="Grid Table 2 Accent 2" w:uiPriority="47"/>
+    <w:lsdException w:name="Grid Table 3 Accent 2" w:uiPriority="48"/>
+    <w:lsdException w:name="Grid Table 4 Accent 2" w:uiPriority="49"/>
+    <w:lsdException w:name="Grid Table 5 Dark Accent 2" w:uiPriority="50"/>
+    <w:lsdException w:name="Grid Table 6 Colorful Accent 2" w:uiPriority="51"/>
+    <w:lsdException w:name="Grid Table 7 Colorful Accent 2" w:uiPriority="52"/>
+    <w:lsdException w:name="Grid Table 1 Light Accent 3" w:uiPriority="46"/>
+    <w:lsdException w:name="Grid Table 2 Accent 3" w:uiPriority="47"/>
+    <w:lsdException w:name="Grid Table 3 Accent 3" w:uiPriority="48"/>
+    <w:lsdException w:name="Grid Table 4 Accent 3" w:uiPriority="49"/>
+    <w:lsdException w:name="Grid Table 5 Dark Accent 3" w:uiPriority="50"/>
+    <w:lsdException w:name="Grid Table 6 Colorful Accent 3" w:uiPriority="51"/>
+    <w:lsdException w:name="Grid Table 7 Colorful Accent 3" w:uiPriority="52"/>
+    <w:lsdException w:name="Grid Table 1 Light Accent 4" w:uiPriority="46"/>
+    <w:lsdException w:name="Grid Table 2 Accent 4" w:uiPriority="47"/>
+    <w:lsdException w:name="Grid Table 3 Accent 4" w:uiPriority="48"/>
+    <w:lsdException w:name="Grid Table 4 Accent 4" w:uiPriority="49"/>
+    <w:lsdException w:name="Grid Table 5 Dark Accent 4" w:uiPriority="50"/>
+    <w:lsdException w:name="Grid Table 6 Colorful Accent 4" w:uiPriority="51"/>
+    <w:lsdException w:name="Grid Table 7 Colorful Accent 4" w:uiPriority="52"/>
+    <w:lsdException w:name="Grid Table 1 Light Accent 5" w:uiPriority="46"/>
+    <w:lsdException w:name="Grid Table 2 Accent 5" w:uiPriority="47"/>
+    <w:lsdException w:name="Grid Table 3 Accent 5" w:uiPriority="48"/>
+    <w:lsdException w:name="Grid Table 4 Accent 5" w:uiPriority="49"/>
+    <w:lsdException w:name="Grid Table 5 Dark Accent 5" w:uiPriority="50"/>
+    <w:lsdException w:name="Grid Table 6 Colorful Accent 5" w:uiPriority="51"/>
+    <w:lsdException w:name="Grid Table 7 Colorful Accent 5" w:uiPriority="52"/>
+    <w:lsdException w:name="Grid Table 1 Light Accent 6" w:uiPriority="46"/>
+    <w:lsdException w:name="Grid Table 2 Accent 6" w:uiPriority="47"/>
+    <w:lsdException w:name="Grid Table 3 Accent 6" w:uiPriority="48"/>
+    <w:lsdException w:name="Grid Table 4 Accent 6" w:uiPriority="49"/>
+    <w:lsdException w:name="Grid Table 5 Dark Accent 6" w:uiPriority="50"/>
+    <w:lsdException w:name="Grid Table 6 Colorful Accent 6" w:uiPriority="51"/>
+    <w:lsdException w:name="Grid Table 7 Colorful Accent 6" w:uiPriority="52"/>
+    <w:lsdException w:name="List Table 1 Light" w:uiPriority="46"/>
+    <w:lsdException w:name="List Table 2" w:uiPriority="47"/>
+    <w:lsdException w:name="List Table 3" w:uiPriority="48"/>
+    <w:lsdException w:name="List Table 4" w:uiPriority="49"/>
+    <w:lsdException w:name="List Table 5 Dark" w:uiPriority="50"/>
+    <w:lsdException w:name="List Table 6 Colorful" w:uiPriority="51"/>
+    <w:lsdException w:name="List Table 7 Colorful" w:uiPriority="52"/>
+    <w:lsdException w:name="List Table 1 Light Accent 1" w:uiPriority="46"/>
+    <w:lsdException w:name="List Table 2 Accent 1" w:uiPriority="47"/>
+    <w:lsdException w:name="List Table 3 Accent 1" w:uiPriority="48"/>
+    <w:lsdException w:name="List Table 4 Accent 1" w:uiPriority="49"/>
+    <w:lsdException w:name="List Table 5 Dark Accent 1" w:uiPriority="50"/>
+    <w:lsdException w:name="List Table 6 Colorful Accent 1" w:uiPriority="51"/>
+    <w:lsdException w:name="List Table 7 Colorful Accent 1" w:uiPriority="52"/>
+    <w:lsdException w:name="List Table 1 Light Accent 2" w:uiPriority="46"/>
+    <w:lsdException w:name="List Table 2 Accent 2" w:uiPriority="47"/>
+    <w:lsdException w:name="List Table 3 Accent 2" w:uiPriority="48"/>
+    <w:lsdException w:name="List Table 4 Accent 2" w:uiPriority="49"/>
+    <w:lsdException w:name="List Table 5 Dark Accent 2" w:uiPriority="50"/>
+    <w:lsdException w:name="List Table 6 Colorful Accent 2" w:uiPriority="51"/>
+    <w:lsdException w:name="List Table 7 Colorful Accent 2" w:uiPriority="52"/>
+    <w:lsdException w:name="List Table 1 Light Accent 3" w:uiPriority="46"/>
+    <w:lsdException w:name="List Table 2 Accent 3" w:uiPriority="47"/>
+    <w:lsdException w:name="List Table 3 Accent 3" w:uiPriority="48"/>
+    <w:lsdException w:name="List Table 4 Accent 3" w:uiPriority="49"/>
+    <w:lsdException w:name="List Table 5 Dark Accent 3" w:uiPriority="50"/>
+    <w:lsdException w:name="List Table 6 Colorful Accent 3" w:uiPriority="51"/>
+    <w:lsdException w:name="List Table 7 Colorful Accent 3" w:uiPriority="52"/>
+    <w:lsdException w:name="List Table 1 Light Accent 4" w:uiPriority="46"/>
+    <w:lsdException w:name="List Table 2 Accent 4" w:uiPriority="47"/>
+    <w:lsdException w:name="List Table 3 Accent 4" w:uiPriority="48"/>
+    <w:lsdException w:name="List Table 4 Accent 4" w:uiPriority="49"/>
+    <w:lsdException w:name="List Table 5 Dark Accent 4" w:uiPriority="50"/>
+    <w:lsdException w:name="List Table 6 Colorful Accent 4" w:uiPriority="51"/>
+    <w:lsdException w:name="List Table 7 Colorful Accent 4" w:uiPriority="52"/>
+    <w:lsdException w:name="List Table 1 Light Accent 5" w:uiPriority="46"/>
+    <w:lsdException w:name="List Table 2 Accent 5" w:uiPriority="47"/>
+    <w:lsdException w:name="List Table 3 Accent 5" w:uiPriority="48"/>
+    <w:lsdException w:name="List Table 4 Accent 5" w:uiPriority="49"/>
+    <w:lsdException w:name="List Table 5 Dark Accent 5" w:uiPriority="50"/>
+    <w:lsdException w:name="List Table 6 Colorful Accent 5" w:uiPriority="51"/>
+    <w:lsdException w:name="List Table 7 Colorful Accent 5" w:uiPriority="52"/>
+    <w:lsdException w:name="List Table 1 Light Accent 6" w:uiPriority="46"/>
+    <w:lsdException w:name="List Table 2 Accent 6" w:uiPriority="47"/>
+    <w:lsdException w:name="List Table 3 Accent 6" w:uiPriority="48"/>
+    <w:lsdException w:name="List Table 4 Accent 6" w:uiPriority="49"/>
+    <w:lsdException w:name="List Table 5 Dark Accent 6" w:uiPriority="50"/>
+    <w:lsdException w:name="List Table 6 Colorful Accent 6" w:uiPriority="51"/>
+    <w:lsdException w:name="List Table 7 Colorful Accent 6" w:uiPriority="52"/>
+    <w:lsdException w:name="Mention" w:semiHidden="1" w:unhideWhenUsed="1"/>
+    <w:lsdException w:name="Smart Hyperlink" w:semiHidden="1" w:unhideWhenUsed="1"/>
+    <w:lsdException w:name="Hashtag" w:semiHidden="1" w:unhideWhenUsed="1"/>
+    <w:lsdException w:name="Unresolved Mention" w:semiHidden="1" w:unhideWhenUsed="1"/>
+    <w:lsdException w:name="Smart Link" w:semiHidden="1" w:unhideWhenUsed="1"/>
   </w:latentStyles>
-  <w:style w:type="paragraph" w:default="1" w:styleId="1">
+  <w:style w:type="paragraph" w:default="1" w:styleId="a">
     <w:name w:val="Normal"/>
+    <w:uiPriority w:val="1"/>
     <w:qFormat/>
-    <w:uiPriority w:val="1"/>
-    <w:pPr>
-      <w:spacing w:after="0" w:line="240" w:lineRule="auto"/>
-    </w:pPr>
     <w:rPr>
-      <w:rFonts w:ascii="Times New Roman" w:hAnsi="Times New Roman" w:eastAsia="Times New Roman" w:cs="Times New Roman"/>
+      <w:rFonts w:ascii="Times New Roman" w:eastAsia="Times New Roman" w:hAnsi="Times New Roman" w:cs="Times New Roman"/>
       <w:sz w:val="24"/>
       <w:szCs w:val="24"/>
-      <w:lang w:val="ru-RU" w:eastAsia="ru-RU" w:bidi="ar-SA"/>
     </w:rPr>
   </w:style>
-  <w:style w:type="character" w:default="1" w:styleId="2">
+  <w:style w:type="character" w:default="1" w:styleId="a0">
     <w:name w:val="Default Paragraph Font"/>
+    <w:uiPriority w:val="1"/>
     <w:semiHidden/>
     <w:unhideWhenUsed/>
-    <w:uiPriority w:val="1"/>
   </w:style>
-  <w:style w:type="table" w:default="1" w:styleId="3">
+  <w:style w:type="table" w:default="1" w:styleId="a1">
     <w:name w:val="Normal Table"/>
+    <w:uiPriority w:val="99"/>
     <w:semiHidden/>
     <w:unhideWhenUsed/>
-    <w:uiPriority w:val="99"/>
     <w:tblPr>
+      <w:tblInd w:w="0" w:type="dxa"/>
       <w:tblCellMar>
         <w:top w:w="0" w:type="dxa"/>
         <w:left w:w="108" w:type="dxa"/>
@@ -2853,32 +3325,38 @@
       </w:tblCellMar>
     </w:tblPr>
   </w:style>
-  <w:style w:type="character" w:styleId="4">
+  <w:style w:type="numbering" w:default="1" w:styleId="a2">
+    <w:name w:val="No List"/>
+    <w:uiPriority w:val="99"/>
+    <w:semiHidden/>
+    <w:unhideWhenUsed/>
+  </w:style>
+  <w:style w:type="character" w:styleId="a3">
     <w:name w:val="footnote reference"/>
-    <w:basedOn w:val="2"/>
+    <w:basedOn w:val="a0"/>
+    <w:uiPriority w:val="99"/>
     <w:semiHidden/>
     <w:unhideWhenUsed/>
     <w:qFormat/>
-    <w:uiPriority w:val="99"/>
     <w:rPr>
       <w:vertAlign w:val="superscript"/>
     </w:rPr>
   </w:style>
-  <w:style w:type="character" w:styleId="5">
+  <w:style w:type="character" w:styleId="a4">
     <w:name w:val="page number"/>
-    <w:basedOn w:val="2"/>
+    <w:basedOn w:val="a0"/>
+    <w:uiPriority w:val="99"/>
     <w:semiHidden/>
     <w:unhideWhenUsed/>
     <w:qFormat/>
+  </w:style>
+  <w:style w:type="paragraph" w:styleId="a5">
+    <w:name w:val="Balloon Text"/>
+    <w:basedOn w:val="a"/>
+    <w:link w:val="a6"/>
     <w:uiPriority w:val="99"/>
-  </w:style>
-  <w:style w:type="paragraph" w:styleId="6">
-    <w:name w:val="Balloon Text"/>
-    <w:basedOn w:val="1"/>
-    <w:link w:val="15"/>
     <w:semiHidden/>
     <w:unhideWhenUsed/>
-    <w:uiPriority w:val="99"/>
     <w:pPr>
       <w:widowControl w:val="0"/>
       <w:autoSpaceDE w:val="0"/>
@@ -2891,13 +3369,13 @@
       <w:lang w:val="en-US" w:eastAsia="en-US"/>
     </w:rPr>
   </w:style>
-  <w:style w:type="paragraph" w:styleId="7">
+  <w:style w:type="paragraph" w:styleId="a7">
     <w:name w:val="caption"/>
-    <w:basedOn w:val="1"/>
-    <w:next w:val="1"/>
+    <w:basedOn w:val="a"/>
+    <w:next w:val="a"/>
+    <w:uiPriority w:val="35"/>
     <w:unhideWhenUsed/>
     <w:qFormat/>
-    <w:uiPriority w:val="35"/>
     <w:pPr>
       <w:spacing w:after="200"/>
     </w:pPr>
@@ -2907,20 +3385,15 @@
       <w:color w:val="44546A" w:themeColor="text2"/>
       <w:sz w:val="18"/>
       <w:szCs w:val="18"/>
-      <w14:textFill>
-        <w14:solidFill>
-          <w14:schemeClr w14:val="tx2"/>
-        </w14:solidFill>
-      </w14:textFill>
     </w:rPr>
   </w:style>
-  <w:style w:type="paragraph" w:styleId="8">
+  <w:style w:type="paragraph" w:styleId="a8">
     <w:name w:val="footnote text"/>
-    <w:basedOn w:val="1"/>
-    <w:link w:val="14"/>
+    <w:basedOn w:val="a"/>
+    <w:link w:val="a9"/>
+    <w:uiPriority w:val="99"/>
     <w:semiHidden/>
     <w:unhideWhenUsed/>
-    <w:uiPriority w:val="99"/>
     <w:pPr>
       <w:widowControl w:val="0"/>
       <w:autoSpaceDE w:val="0"/>
@@ -2932,12 +3405,12 @@
       <w:lang w:val="en-US" w:eastAsia="en-US"/>
     </w:rPr>
   </w:style>
-  <w:style w:type="paragraph" w:styleId="9">
+  <w:style w:type="paragraph" w:styleId="aa">
     <w:name w:val="Body Text"/>
-    <w:basedOn w:val="1"/>
-    <w:link w:val="12"/>
+    <w:basedOn w:val="a"/>
+    <w:link w:val="ab"/>
+    <w:uiPriority w:val="1"/>
     <w:qFormat/>
-    <w:uiPriority w:val="1"/>
     <w:pPr>
       <w:widowControl w:val="0"/>
       <w:autoSpaceDE w:val="0"/>
@@ -2949,12 +3422,12 @@
       <w:lang w:val="en-US" w:eastAsia="en-US"/>
     </w:rPr>
   </w:style>
-  <w:style w:type="paragraph" w:styleId="10">
+  <w:style w:type="paragraph" w:styleId="ac">
     <w:name w:val="footer"/>
-    <w:basedOn w:val="1"/>
-    <w:link w:val="16"/>
+    <w:basedOn w:val="a"/>
+    <w:link w:val="ad"/>
+    <w:uiPriority w:val="99"/>
     <w:unhideWhenUsed/>
-    <w:uiPriority w:val="99"/>
     <w:pPr>
       <w:tabs>
         <w:tab w:val="center" w:pos="4677"/>
@@ -2962,48 +3435,42 @@
       </w:tabs>
     </w:pPr>
   </w:style>
-  <w:style w:type="table" w:styleId="11">
+  <w:style w:type="table" w:styleId="ae">
     <w:name w:val="Table Grid"/>
-    <w:basedOn w:val="3"/>
+    <w:basedOn w:val="a1"/>
     <w:uiPriority w:val="39"/>
-    <w:pPr>
-      <w:spacing w:after="0" w:line="240" w:lineRule="auto"/>
-    </w:pPr>
     <w:rPr>
-      <w:rFonts w:ascii="Times New Roman" w:hAnsi="Times New Roman" w:eastAsia="Times New Roman" w:cs="Times New Roman"/>
-      <w:sz w:val="20"/>
-      <w:szCs w:val="20"/>
-      <w:lang w:eastAsia="ru-RU"/>
+      <w:rFonts w:ascii="Times New Roman" w:eastAsia="Times New Roman" w:hAnsi="Times New Roman" w:cs="Times New Roman"/>
     </w:rPr>
     <w:tblPr>
       <w:tblBorders>
-        <w:top w:val="single" w:color="auto" w:sz="4" w:space="0"/>
-        <w:left w:val="single" w:color="auto" w:sz="4" w:space="0"/>
-        <w:bottom w:val="single" w:color="auto" w:sz="4" w:space="0"/>
-        <w:right w:val="single" w:color="auto" w:sz="4" w:space="0"/>
-        <w:insideH w:val="single" w:color="auto" w:sz="4" w:space="0"/>
-        <w:insideV w:val="single" w:color="auto" w:sz="4" w:space="0"/>
+        <w:top w:val="single" w:sz="4" w:space="0" w:color="auto"/>
+        <w:left w:val="single" w:sz="4" w:space="0" w:color="auto"/>
+        <w:bottom w:val="single" w:sz="4" w:space="0" w:color="auto"/>
+        <w:right w:val="single" w:sz="4" w:space="0" w:color="auto"/>
+        <w:insideH w:val="single" w:sz="4" w:space="0" w:color="auto"/>
+        <w:insideV w:val="single" w:sz="4" w:space="0" w:color="auto"/>
       </w:tblBorders>
     </w:tblPr>
   </w:style>
-  <w:style w:type="character" w:customStyle="1" w:styleId="12">
+  <w:style w:type="character" w:customStyle="1" w:styleId="ab">
     <w:name w:val="Основной текст Знак"/>
-    <w:basedOn w:val="2"/>
-    <w:link w:val="9"/>
+    <w:basedOn w:val="a0"/>
+    <w:link w:val="aa"/>
+    <w:uiPriority w:val="1"/>
     <w:qFormat/>
-    <w:uiPriority w:val="1"/>
     <w:rPr>
-      <w:rFonts w:ascii="Times New Roman" w:hAnsi="Times New Roman" w:eastAsia="Times New Roman" w:cs="Times New Roman"/>
+      <w:rFonts w:ascii="Times New Roman" w:eastAsia="Times New Roman" w:hAnsi="Times New Roman" w:cs="Times New Roman"/>
       <w:sz w:val="28"/>
       <w:szCs w:val="28"/>
       <w:lang w:val="en-US"/>
     </w:rPr>
   </w:style>
-  <w:style w:type="paragraph" w:styleId="13">
+  <w:style w:type="paragraph" w:styleId="af">
     <w:name w:val="List Paragraph"/>
-    <w:basedOn w:val="1"/>
+    <w:basedOn w:val="a"/>
+    <w:uiPriority w:val="34"/>
     <w:qFormat/>
-    <w:uiPriority w:val="34"/>
     <w:pPr>
       <w:widowControl w:val="0"/>
       <w:autoSpaceDE w:val="0"/>
@@ -3017,40 +3484,40 @@
       <w:lang w:val="en-US" w:eastAsia="en-US"/>
     </w:rPr>
   </w:style>
-  <w:style w:type="character" w:customStyle="1" w:styleId="14">
+  <w:style w:type="character" w:customStyle="1" w:styleId="a9">
     <w:name w:val="Текст сноски Знак"/>
-    <w:basedOn w:val="2"/>
-    <w:link w:val="8"/>
+    <w:basedOn w:val="a0"/>
+    <w:link w:val="a8"/>
+    <w:uiPriority w:val="99"/>
     <w:semiHidden/>
     <w:qFormat/>
-    <w:uiPriority w:val="99"/>
     <w:rPr>
-      <w:rFonts w:ascii="Times New Roman" w:hAnsi="Times New Roman" w:eastAsia="Times New Roman" w:cs="Times New Roman"/>
+      <w:rFonts w:ascii="Times New Roman" w:eastAsia="Times New Roman" w:hAnsi="Times New Roman" w:cs="Times New Roman"/>
       <w:sz w:val="20"/>
       <w:szCs w:val="20"/>
       <w:lang w:val="en-US"/>
     </w:rPr>
   </w:style>
-  <w:style w:type="character" w:customStyle="1" w:styleId="15">
+  <w:style w:type="character" w:customStyle="1" w:styleId="a6">
     <w:name w:val="Текст выноски Знак"/>
-    <w:basedOn w:val="2"/>
-    <w:link w:val="6"/>
+    <w:basedOn w:val="a0"/>
+    <w:link w:val="a5"/>
+    <w:uiPriority w:val="99"/>
     <w:semiHidden/>
-    <w:uiPriority w:val="99"/>
     <w:rPr>
-      <w:rFonts w:ascii="Tahoma" w:hAnsi="Tahoma" w:eastAsia="Times New Roman" w:cs="Tahoma"/>
+      <w:rFonts w:ascii="Tahoma" w:eastAsia="Times New Roman" w:hAnsi="Tahoma" w:cs="Tahoma"/>
       <w:sz w:val="16"/>
       <w:szCs w:val="16"/>
       <w:lang w:val="en-US"/>
     </w:rPr>
   </w:style>
-  <w:style w:type="character" w:customStyle="1" w:styleId="16">
+  <w:style w:type="character" w:customStyle="1" w:styleId="ad">
     <w:name w:val="Нижний колонтитул Знак"/>
-    <w:basedOn w:val="2"/>
-    <w:link w:val="10"/>
+    <w:basedOn w:val="a0"/>
+    <w:link w:val="ac"/>
     <w:uiPriority w:val="99"/>
     <w:rPr>
-      <w:rFonts w:ascii="Times New Roman" w:hAnsi="Times New Roman" w:eastAsia="Times New Roman" w:cs="Times New Roman"/>
+      <w:rFonts w:ascii="Times New Roman" w:eastAsia="Times New Roman" w:hAnsi="Times New Roman" w:cs="Times New Roman"/>
       <w:sz w:val="24"/>
       <w:szCs w:val="24"/>
       <w:lang w:eastAsia="ru-RU"/>
@@ -3311,6 +3778,7 @@
     </a:fmtScheme>
   </a:themeElements>
   <a:objectDefaults/>
+  <a:extraClrSchemeLst/>
 </a:theme>
 </file>
 
@@ -3320,6 +3788,8 @@
 
 <file path=customXml/itemProps1.xml><?xml version="1.0" encoding="utf-8"?>
 <ds:datastoreItem xmlns:ds="http://schemas.openxmlformats.org/officeDocument/2006/customXml" ds:itemID="{14D64FF4-969D-48F8-B958-F49DD2659CD3}">
-  <ds:schemaRefs/>
+  <ds:schemaRefs>
+    <ds:schemaRef ds:uri="http://schemas.openxmlformats.org/officeDocument/2006/bibliography"/>
+  </ds:schemaRefs>
 </ds:datastoreItem>
 </file>